--- a/assets/docs/lop1/Giao duc the chat - Lop 1.docx
+++ b/assets/docs/lop1/Giao duc the chat - Lop 1.docx
@@ -653,6 +653,19 @@
               <w:t>NLS-AT: Clip chỉ xem 1-2 phút rồi tắt; HS đứng cách màn hình 2 m.</w:t>
             </w:r>
           </w:p>
+          <w:p>
+            <w:pPr>
+              <w:spacing w:after="0"/>
+            </w:pPr>
+            <w:r>
+              <w:rPr>
+                <w:b w:val="0"/>
+                <w:i w:val="0"/>
+                <w:sz w:val="18"/>
+              </w:rPr>
+              <w:t>KNS: KN bảo đảm an toàn khi vận động: khởi động kĩ, tập đúng sức, biết dừng khi mệt.</w:t>
+            </w:r>
+          </w:p>
         </w:tc>
         <w:tc>
           <w:tcPr>
@@ -781,6 +794,19 @@
               <w:t>NLS-AT: GV chỉ quay hình HS khi các em đã được báo trước, không đăng clip lên mạng</w:t>
             </w:r>
           </w:p>
+          <w:p>
+            <w:pPr>
+              <w:spacing w:after="0"/>
+            </w:pPr>
+            <w:r>
+              <w:rPr>
+                <w:b w:val="0"/>
+                <w:i w:val="0"/>
+                <w:sz w:val="18"/>
+              </w:rPr>
+              <w:t>KNS: KN bảo đảm an toàn khi vận động: khởi động kĩ, tập đúng sức, biết dừng khi mệt.</w:t>
+            </w:r>
+          </w:p>
         </w:tc>
         <w:tc>
           <w:tcPr>
@@ -911,6 +937,19 @@
               <w:t>NLS-AT: Clip quay HS chỉ dùng trong giờ học rồi xoá, không chia sẻ lên mạng</w:t>
             </w:r>
           </w:p>
+          <w:p>
+            <w:pPr>
+              <w:spacing w:after="0"/>
+            </w:pPr>
+            <w:r>
+              <w:rPr>
+                <w:b w:val="0"/>
+                <w:i w:val="0"/>
+                <w:sz w:val="18"/>
+              </w:rPr>
+              <w:t>KNS: KN bảo đảm an toàn khi vận động: khởi động kĩ, tập đúng sức, biết dừng khi mệt.</w:t>
+            </w:r>
+          </w:p>
         </w:tc>
         <w:tc>
           <w:tcPr>
@@ -1052,6 +1091,19 @@
               <w:t>NLS-AT: Xem sơ đồ xong cất thiết bị; di chuyển không ngoái nhìn màn hình.</w:t>
             </w:r>
           </w:p>
+          <w:p>
+            <w:pPr>
+              <w:spacing w:after="0"/>
+            </w:pPr>
+            <w:r>
+              <w:rPr>
+                <w:b w:val="0"/>
+                <w:i w:val="0"/>
+                <w:sz w:val="18"/>
+              </w:rPr>
+              <w:t>KNS: KN hợp tác và tuân thủ luật chơi; thắng không kiêu, thua không nản.</w:t>
+            </w:r>
+          </w:p>
         </w:tc>
         <w:tc>
           <w:tcPr>
@@ -1166,6 +1218,7 @@
                 <w:i w:val="0"/>
                 <w:sz w:val="18"/>
               </w:rPr>
+              <w:t>KNS: KN hợp tác và tuân thủ luật chơi; thắng không kiêu, thua không nản.</w:t>
             </w:r>
           </w:p>
         </w:tc>
@@ -1280,6 +1333,7 @@
                 <w:i w:val="0"/>
                 <w:sz w:val="18"/>
               </w:rPr>
+              <w:t>KNS: KN hợp tác và tuân thủ luật chơi; thắng không kiêu, thua không nản.</w:t>
             </w:r>
           </w:p>
         </w:tc>
@@ -1396,6 +1450,7 @@
                 <w:i w:val="0"/>
                 <w:sz w:val="18"/>
               </w:rPr>
+              <w:t>KNS: KN hợp tác và tuân thủ luật chơi; thắng không kiêu, thua không nản.</w:t>
             </w:r>
           </w:p>
         </w:tc>
@@ -1510,6 +1565,7 @@
                 <w:i w:val="0"/>
                 <w:sz w:val="18"/>
               </w:rPr>
+              <w:t>KNS: KN hợp tác và tuân thủ luật chơi; thắng không kiêu, thua không nản.</w:t>
             </w:r>
           </w:p>
         </w:tc>
@@ -1626,6 +1682,7 @@
                 <w:i w:val="0"/>
                 <w:sz w:val="18"/>
               </w:rPr>
+              <w:t>KNS: KN hợp tác và tuân thủ luật chơi; thắng không kiêu, thua không nản.</w:t>
             </w:r>
           </w:p>
         </w:tc>
@@ -1740,6 +1797,7 @@
                 <w:i w:val="0"/>
                 <w:sz w:val="18"/>
               </w:rPr>
+              <w:t>KNS: KN hợp tác và tuân thủ luật chơi; thắng không kiêu, thua không nản.</w:t>
             </w:r>
           </w:p>
         </w:tc>
@@ -1856,6 +1914,7 @@
                 <w:i w:val="0"/>
                 <w:sz w:val="18"/>
               </w:rPr>
+              <w:t>KNS: KN hợp tác và tuân thủ luật chơi; thắng không kiêu, thua không nản.</w:t>
             </w:r>
           </w:p>
         </w:tc>
@@ -1970,6 +2029,7 @@
                 <w:i w:val="0"/>
                 <w:sz w:val="18"/>
               </w:rPr>
+              <w:t>KNS: KN hợp tác và tuân thủ luật chơi; thắng không kiêu, thua không nản.</w:t>
             </w:r>
           </w:p>
         </w:tc>
@@ -2086,6 +2146,7 @@
                 <w:i w:val="0"/>
                 <w:sz w:val="18"/>
               </w:rPr>
+              <w:t>KNS: KN hợp tác và tuân thủ luật chơi; thắng không kiêu, thua không nản.</w:t>
             </w:r>
           </w:p>
         </w:tc>
@@ -2200,6 +2261,7 @@
                 <w:i w:val="0"/>
                 <w:sz w:val="18"/>
               </w:rPr>
+              <w:t>KNS: KN hợp tác và tuân thủ luật chơi; thắng không kiêu, thua không nản.</w:t>
             </w:r>
           </w:p>
         </w:tc>
@@ -3241,6 +3303,19 @@
               <w:t>NLS-AT (Cơ bản 1): vận động đủ mỗi ngày để cân bằng với thời gian ngồi trước màn hình.</w:t>
             </w:r>
           </w:p>
+          <w:p>
+            <w:pPr>
+              <w:spacing w:after="0"/>
+            </w:pPr>
+            <w:r>
+              <w:rPr>
+                <w:b w:val="0"/>
+                <w:i w:val="0"/>
+                <w:sz w:val="18"/>
+              </w:rPr>
+              <w:t>KNS: KN bảo đảm an toàn khi vận động: khởi động kĩ, tập đúng sức, biết dừng khi mệt.</w:t>
+            </w:r>
+          </w:p>
         </w:tc>
         <w:tc>
           <w:tcPr>
@@ -3353,6 +3428,7 @@
                 <w:i w:val="0"/>
                 <w:sz w:val="18"/>
               </w:rPr>
+              <w:t>KNS: KN bảo đảm an toàn khi vận động: khởi động kĩ, tập đúng sức, biết dừng khi mệt.</w:t>
             </w:r>
           </w:p>
         </w:tc>
@@ -3469,6 +3545,7 @@
                 <w:i w:val="0"/>
                 <w:sz w:val="18"/>
               </w:rPr>
+              <w:t>KNS: KN bảo đảm an toàn khi vận động: khởi động kĩ, tập đúng sức, biết dừng khi mệt.</w:t>
             </w:r>
           </w:p>
         </w:tc>
@@ -3583,6 +3660,7 @@
                 <w:i w:val="0"/>
                 <w:sz w:val="18"/>
               </w:rPr>
+              <w:t>KNS: KN bảo đảm an toàn khi vận động: khởi động kĩ, tập đúng sức, biết dừng khi mệt.</w:t>
             </w:r>
           </w:p>
         </w:tc>
@@ -3699,6 +3777,7 @@
                 <w:i w:val="0"/>
                 <w:sz w:val="18"/>
               </w:rPr>
+              <w:t>KNS: KN bảo đảm an toàn khi vận động: khởi động kĩ, tập đúng sức, biết dừng khi mệt.</w:t>
             </w:r>
           </w:p>
         </w:tc>
@@ -3813,6 +3892,7 @@
                 <w:i w:val="0"/>
                 <w:sz w:val="18"/>
               </w:rPr>
+              <w:t>KNS: KN bảo đảm an toàn khi vận động: khởi động kĩ, tập đúng sức, biết dừng khi mệt.</w:t>
             </w:r>
           </w:p>
         </w:tc>
@@ -3929,6 +4009,7 @@
                 <w:i w:val="0"/>
                 <w:sz w:val="18"/>
               </w:rPr>
+              <w:t>KNS: KN bảo đảm an toàn khi vận động: khởi động kĩ, tập đúng sức, biết dừng khi mệt.</w:t>
             </w:r>
           </w:p>
         </w:tc>
@@ -4043,6 +4124,7 @@
                 <w:i w:val="0"/>
                 <w:sz w:val="18"/>
               </w:rPr>
+              <w:t>KNS: KN bảo đảm an toàn khi vận động: khởi động kĩ, tập đúng sức, biết dừng khi mệt.</w:t>
             </w:r>
           </w:p>
         </w:tc>
@@ -4159,6 +4241,7 @@
                 <w:i w:val="0"/>
                 <w:sz w:val="18"/>
               </w:rPr>
+              <w:t>KNS: KN bảo đảm an toàn khi vận động: khởi động kĩ, tập đúng sức, biết dừng khi mệt.</w:t>
             </w:r>
           </w:p>
         </w:tc>
@@ -4273,6 +4356,7 @@
                 <w:i w:val="0"/>
                 <w:sz w:val="18"/>
               </w:rPr>
+              <w:t>KNS: KN bảo đảm an toàn khi vận động: khởi động kĩ, tập đúng sức, biết dừng khi mệt.</w:t>
             </w:r>
           </w:p>
         </w:tc>
@@ -4389,6 +4473,7 @@
                 <w:i w:val="0"/>
                 <w:sz w:val="18"/>
               </w:rPr>
+              <w:t>KNS: KN bảo đảm an toàn khi vận động: khởi động kĩ, tập đúng sức, biết dừng khi mệt.</w:t>
             </w:r>
           </w:p>
         </w:tc>
@@ -4503,6 +4588,7 @@
                 <w:i w:val="0"/>
                 <w:sz w:val="18"/>
               </w:rPr>
+              <w:t>KNS: KN bảo đảm an toàn khi vận động: khởi động kĩ, tập đúng sức, biết dừng khi mệt.</w:t>
             </w:r>
           </w:p>
         </w:tc>
@@ -4873,6 +4959,7 @@
                 <w:i w:val="0"/>
                 <w:sz w:val="18"/>
               </w:rPr>
+              <w:t>KNS: KN bảo đảm an toàn khi vận động: khởi động kĩ, tập đúng sức, biết dừng khi mệt.</w:t>
             </w:r>
           </w:p>
         </w:tc>
@@ -4987,6 +5074,7 @@
                 <w:i w:val="0"/>
                 <w:sz w:val="18"/>
               </w:rPr>
+              <w:t>KNS: KN bảo đảm an toàn khi vận động: khởi động kĩ, tập đúng sức, biết dừng khi mệt.</w:t>
             </w:r>
           </w:p>
         </w:tc>
@@ -5103,6 +5191,7 @@
                 <w:i w:val="0"/>
                 <w:sz w:val="18"/>
               </w:rPr>
+              <w:t>KNS: KN bảo đảm an toàn khi vận động: khởi động kĩ, tập đúng sức, biết dừng khi mệt.</w:t>
             </w:r>
           </w:p>
         </w:tc>
@@ -5217,6 +5306,7 @@
                 <w:i w:val="0"/>
                 <w:sz w:val="18"/>
               </w:rPr>
+              <w:t>KNS: KN bảo đảm an toàn khi vận động: khởi động kĩ, tập đúng sức, biết dừng khi mệt.</w:t>
             </w:r>
           </w:p>
         </w:tc>
@@ -5333,6 +5423,7 @@
                 <w:i w:val="0"/>
                 <w:sz w:val="18"/>
               </w:rPr>
+              <w:t>KNS: KN bảo đảm an toàn khi vận động: khởi động kĩ, tập đúng sức, biết dừng khi mệt.</w:t>
             </w:r>
           </w:p>
         </w:tc>
@@ -5447,6 +5538,7 @@
                 <w:i w:val="0"/>
                 <w:sz w:val="18"/>
               </w:rPr>
+              <w:t>KNS: KN bảo đảm an toàn khi vận động: khởi động kĩ, tập đúng sức, biết dừng khi mệt.</w:t>
             </w:r>
           </w:p>
         </w:tc>
@@ -5563,6 +5655,7 @@
                 <w:i w:val="0"/>
                 <w:sz w:val="18"/>
               </w:rPr>
+              <w:t>KNS: KN bảo đảm an toàn khi vận động: khởi động kĩ, tập đúng sức, biết dừng khi mệt.</w:t>
             </w:r>
           </w:p>
         </w:tc>
@@ -5677,6 +5770,7 @@
                 <w:i w:val="0"/>
                 <w:sz w:val="18"/>
               </w:rPr>
+              <w:t>KNS: KN bảo đảm an toàn khi vận động: khởi động kĩ, tập đúng sức, biết dừng khi mệt.</w:t>
             </w:r>
           </w:p>
         </w:tc>
@@ -5793,6 +5887,7 @@
                 <w:i w:val="0"/>
                 <w:sz w:val="18"/>
               </w:rPr>
+              <w:t>KNS: KN bảo đảm an toàn khi vận động: khởi động kĩ, tập đúng sức, biết dừng khi mệt.</w:t>
             </w:r>
           </w:p>
         </w:tc>
@@ -5907,6 +6002,7 @@
                 <w:i w:val="0"/>
                 <w:sz w:val="18"/>
               </w:rPr>
+              <w:t>KNS: KN bảo đảm an toàn khi vận động: khởi động kĩ, tập đúng sức, biết dừng khi mệt.</w:t>
             </w:r>
           </w:p>
         </w:tc>
@@ -6023,6 +6119,7 @@
                 <w:i w:val="0"/>
                 <w:sz w:val="18"/>
               </w:rPr>
+              <w:t>KNS: KN bảo đảm an toàn khi vận động: khởi động kĩ, tập đúng sức, biết dừng khi mệt.</w:t>
             </w:r>
           </w:p>
         </w:tc>
@@ -6137,6 +6234,7 @@
                 <w:i w:val="0"/>
                 <w:sz w:val="18"/>
               </w:rPr>
+              <w:t>KNS: KN bảo đảm an toàn khi vận động: khởi động kĩ, tập đúng sức, biết dừng khi mệt.</w:t>
             </w:r>
           </w:p>
         </w:tc>

--- a/assets/docs/lop1/Giao duc the chat - Lop 1.docx
+++ b/assets/docs/lop1/Giao duc the chat - Lop 1.docx
@@ -1218,6 +1218,45 @@
                 <w:i w:val="0"/>
                 <w:sz w:val="18"/>
               </w:rPr>
+              <w:t>NLS-KT (Cơ bản 1): GV chiếu video mẫu bài “Tập hợp đội hình hàng dọc, dóng hàng, điểm số”, dừng hình đúng lúc tổ trưởng làm chuẩn</w:t>
+            </w:r>
+          </w:p>
+          <w:p>
+            <w:pPr>
+              <w:spacing w:after="0"/>
+            </w:pPr>
+            <w:r>
+              <w:rPr>
+                <w:b w:val="0"/>
+                <w:i w:val="0"/>
+                <w:sz w:val="18"/>
+              </w:rPr>
+              <w:t>NLS-GQVĐ (Cơ bản 1): Khi các tổ thi đua, GV dùng điện thoại quay nhanh một lượt tập hợp rồi chiếu lại cho cả lớp xem</w:t>
+            </w:r>
+          </w:p>
+          <w:p>
+            <w:pPr>
+              <w:spacing w:after="0"/>
+            </w:pPr>
+            <w:r>
+              <w:rPr>
+                <w:b w:val="0"/>
+                <w:i w:val="0"/>
+                <w:sz w:val="18"/>
+              </w:rPr>
+              <w:t>NLS-AT: GV hỏi ý kiến HS trước khi quay, clip chỉ mở trong giờ học rồi xoá</w:t>
+            </w:r>
+          </w:p>
+          <w:p>
+            <w:pPr>
+              <w:spacing w:after="0"/>
+            </w:pPr>
+            <w:r>
+              <w:rPr>
+                <w:b w:val="0"/>
+                <w:i w:val="0"/>
+                <w:sz w:val="18"/>
+              </w:rPr>
               <w:t>KNS: KN hợp tác và tuân thủ luật chơi; thắng không kiêu, thua không nản.</w:t>
             </w:r>
           </w:p>
@@ -1327,6 +1366,45 @@
               <w:spacing w:after="0"/>
             </w:pPr>
             <w:r/>
+            <w:r>
+              <w:rPr>
+                <w:b w:val="0"/>
+                <w:i w:val="0"/>
+                <w:sz w:val="18"/>
+              </w:rPr>
+              <w:t>NLS-ST (Cơ bản 1): GV dùng điện thoại quay 5-10 giây lúc vài HS thực hiện “Tập hợp đội hình hàng dọc, dóng hàng, điểm số”</w:t>
+            </w:r>
+          </w:p>
+          <w:p>
+            <w:pPr>
+              <w:spacing w:after="0"/>
+            </w:pPr>
+            <w:r>
+              <w:rPr>
+                <w:b w:val="0"/>
+                <w:i w:val="0"/>
+                <w:sz w:val="18"/>
+              </w:rPr>
+              <w:t>NLS-GQVĐ (Cơ bản 1): GV hướng dẫn HS nhận xét theo đúng thứ tự: khen một điểm đã làm được rồi mới chỉ một điểm cần sửa</w:t>
+            </w:r>
+          </w:p>
+          <w:p>
+            <w:pPr>
+              <w:spacing w:after="0"/>
+            </w:pPr>
+            <w:r>
+              <w:rPr>
+                <w:b w:val="0"/>
+                <w:i w:val="0"/>
+                <w:sz w:val="18"/>
+              </w:rPr>
+              <w:t>NLS-AT: Chỉ GV cầm máy quay; chỉ quay HS đã đồng ý</w:t>
+            </w:r>
+          </w:p>
+          <w:p>
+            <w:pPr>
+              <w:spacing w:after="0"/>
+            </w:pPr>
             <w:r>
               <w:rPr>
                 <w:b w:val="0"/>

--- a/assets/docs/lop1/Giao duc the chat - Lop 1.docx
+++ b/assets/docs/lop1/Giao duc the chat - Lop 1.docx
@@ -624,7 +624,7 @@
                 <w:i w:val="0"/>
                 <w:sz w:val="18"/>
               </w:rPr>
-              <w:t>NLS-KT (Cơ bản 1): GV chiếu video mẫu “Tư thế đứng nghiêm, đứng nghỉ” trên tivi, chạy chậm, dừng từng tư thế; HS nhìn rõ gót chân, tay, mắt</w:t>
+              <w:t>NLS-KT (Cơ bản 1): GV chiếu video mẫu “Tư thế đứng nghiêm, đứng nghỉ” trên tivi, cho chạy chậm và dừng ở từng tư thế để HS nhìn rõ hai gót chân</w:t>
             </w:r>
           </w:p>
           <w:p>
@@ -637,7 +637,7 @@
                 <w:i w:val="0"/>
                 <w:sz w:val="18"/>
               </w:rPr>
-              <w:t>NLS-KT (Cơ bản 1): GV mở hình hai tư thế cạnh nhau, hô “Nghiêm!”, “Nghỉ!”; HS chỉ hình đúng khẩu lệnh rồi ra sân tập</w:t>
+              <w:t>NLS-KT (Cơ bản 1): GV mở hình ảnh chụp hai tư thế đứng nghiêm, đứng nghỉ đặt cạnh nhau, hô khẩu lệnh “Nghiêm!”</w:t>
             </w:r>
           </w:p>
           <w:p>
@@ -650,7 +650,7 @@
                 <w:i w:val="0"/>
                 <w:sz w:val="18"/>
               </w:rPr>
-              <w:t>NLS-AT: Clip chỉ xem 1-2 phút rồi tắt; HS đứng cách màn hình 2 m.</w:t>
+              <w:t>NLS-AT: Clip chỉ xem 1-2 phút rồi tắt, phần lớn thời gian vẫn dành cho vận động thật</w:t>
             </w:r>
           </w:p>
           <w:p>
@@ -778,32 +778,6 @@
                 <w:i w:val="0"/>
                 <w:sz w:val="18"/>
               </w:rPr>
-              <w:t>NLS-KT (Cơ bản 1): GV chiếu video động tác mẫu tư thế đứng nghiêm, đứng nghỉ trong bài “Tư thế đứng nghiêm, đứng nghỉ”, dừng hình ở gót chân</w:t>
-            </w:r>
-          </w:p>
-          <w:p>
-            <w:pPr>
-              <w:spacing w:after="0"/>
-            </w:pPr>
-            <w:r>
-              <w:rPr>
-                <w:b w:val="0"/>
-                <w:i w:val="0"/>
-                <w:sz w:val="18"/>
-              </w:rPr>
-              <w:t>NLS-AT: GV chỉ quay hình HS khi các em đã được báo trước, không đăng clip lên mạng</w:t>
-            </w:r>
-          </w:p>
-          <w:p>
-            <w:pPr>
-              <w:spacing w:after="0"/>
-            </w:pPr>
-            <w:r>
-              <w:rPr>
-                <w:b w:val="0"/>
-                <w:i w:val="0"/>
-                <w:sz w:val="18"/>
-              </w:rPr>
               <w:t>KNS: KN bảo đảm an toàn khi vận động: khởi động kĩ, tập đúng sức, biết dừng khi mệt.</w:t>
             </w:r>
           </w:p>
@@ -921,32 +895,6 @@
                 <w:i w:val="0"/>
                 <w:sz w:val="18"/>
               </w:rPr>
-              <w:t>NLS-KT (Cơ bản 1): GV mở video động tác mẫu đứng nghiêm, đứng nghỉ và khẩu lệnh Nghiêm, Nghỉ của bài “Tư thế đứng nghiêm, đứng nghỉ”</w:t>
-            </w:r>
-          </w:p>
-          <w:p>
-            <w:pPr>
-              <w:spacing w:after="0"/>
-            </w:pPr>
-            <w:r>
-              <w:rPr>
-                <w:b w:val="0"/>
-                <w:i w:val="0"/>
-                <w:sz w:val="18"/>
-              </w:rPr>
-              <w:t>NLS-AT: Clip quay HS chỉ dùng trong giờ học rồi xoá, không chia sẻ lên mạng</w:t>
-            </w:r>
-          </w:p>
-          <w:p>
-            <w:pPr>
-              <w:spacing w:after="0"/>
-            </w:pPr>
-            <w:r>
-              <w:rPr>
-                <w:b w:val="0"/>
-                <w:i w:val="0"/>
-                <w:sz w:val="18"/>
-              </w:rPr>
               <w:t>KNS: KN bảo đảm an toàn khi vận động: khởi động kĩ, tập đúng sức, biết dừng khi mệt.</w:t>
             </w:r>
           </w:p>
@@ -1062,7 +1010,7 @@
                 <w:i w:val="0"/>
                 <w:sz w:val="18"/>
               </w:rPr>
-              <w:t>NLS-KT (Cơ bản 1): GV chiếu sơ đồ nhìn từ trên xuống “Tập hợp hàng dọc, dóng hàng, điểm số” có mũi tên, chỉ trên sơ đồ khi nêu khẩu lệnh</w:t>
+              <w:t>NLS-KT (Cơ bản 1): GV chiếu sơ đồ nhìn từ trên xuống minh hoạ “Tập hợp đội hình hàng dọc, dóng hàng, điểm số”: tổ trưởng đứng đầu</w:t>
             </w:r>
           </w:p>
           <w:p>
@@ -1075,7 +1023,7 @@
                 <w:i w:val="0"/>
                 <w:sz w:val="18"/>
               </w:rPr>
-              <w:t>NLS-KT (Cơ bản 1): GV mở video ngắn một lớp điểm số hàng dọc, dừng ở mỗi bạn hô số; HS chỉ vị trí tổ mình trên sơ đồ</w:t>
+              <w:t>NLS-KT (Cơ bản 1): GV mở đoạn video ngắn một lớp điểm số từ 1 đến hết theo hàng dọc, dừng ở mỗi bạn hô số để HS thấy phải hô to</w:t>
             </w:r>
           </w:p>
           <w:p>
@@ -1088,7 +1036,7 @@
                 <w:i w:val="0"/>
                 <w:sz w:val="18"/>
               </w:rPr>
-              <w:t>NLS-AT: Xem sơ đồ xong cất thiết bị; di chuyển không ngoái nhìn màn hình.</w:t>
+              <w:t>NLS-AT: Xem sơ đồ xong phải cất thiết bị; khi di chuyển HS phải nhìn đường và nhìn bạn</w:t>
             </w:r>
           </w:p>
           <w:p>
@@ -1218,45 +1166,6 @@
                 <w:i w:val="0"/>
                 <w:sz w:val="18"/>
               </w:rPr>
-              <w:t>NLS-KT (Cơ bản 1): GV chiếu video mẫu bài “Tập hợp đội hình hàng dọc, dóng hàng, điểm số”, dừng hình đúng lúc tổ trưởng làm chuẩn</w:t>
-            </w:r>
-          </w:p>
-          <w:p>
-            <w:pPr>
-              <w:spacing w:after="0"/>
-            </w:pPr>
-            <w:r>
-              <w:rPr>
-                <w:b w:val="0"/>
-                <w:i w:val="0"/>
-                <w:sz w:val="18"/>
-              </w:rPr>
-              <w:t>NLS-GQVĐ (Cơ bản 1): Khi các tổ thi đua, GV dùng điện thoại quay nhanh một lượt tập hợp rồi chiếu lại cho cả lớp xem</w:t>
-            </w:r>
-          </w:p>
-          <w:p>
-            <w:pPr>
-              <w:spacing w:after="0"/>
-            </w:pPr>
-            <w:r>
-              <w:rPr>
-                <w:b w:val="0"/>
-                <w:i w:val="0"/>
-                <w:sz w:val="18"/>
-              </w:rPr>
-              <w:t>NLS-AT: GV hỏi ý kiến HS trước khi quay, clip chỉ mở trong giờ học rồi xoá</w:t>
-            </w:r>
-          </w:p>
-          <w:p>
-            <w:pPr>
-              <w:spacing w:after="0"/>
-            </w:pPr>
-            <w:r>
-              <w:rPr>
-                <w:b w:val="0"/>
-                <w:i w:val="0"/>
-                <w:sz w:val="18"/>
-              </w:rPr>
               <w:t>KNS: KN hợp tác và tuân thủ luật chơi; thắng không kiêu, thua không nản.</w:t>
             </w:r>
           </w:p>
@@ -1372,45 +1281,6 @@
                 <w:i w:val="0"/>
                 <w:sz w:val="18"/>
               </w:rPr>
-              <w:t>NLS-ST (Cơ bản 1): GV dùng điện thoại quay 5-10 giây lúc vài HS thực hiện “Tập hợp đội hình hàng dọc, dóng hàng, điểm số”</w:t>
-            </w:r>
-          </w:p>
-          <w:p>
-            <w:pPr>
-              <w:spacing w:after="0"/>
-            </w:pPr>
-            <w:r>
-              <w:rPr>
-                <w:b w:val="0"/>
-                <w:i w:val="0"/>
-                <w:sz w:val="18"/>
-              </w:rPr>
-              <w:t>NLS-GQVĐ (Cơ bản 1): GV hướng dẫn HS nhận xét theo đúng thứ tự: khen một điểm đã làm được rồi mới chỉ một điểm cần sửa</w:t>
-            </w:r>
-          </w:p>
-          <w:p>
-            <w:pPr>
-              <w:spacing w:after="0"/>
-            </w:pPr>
-            <w:r>
-              <w:rPr>
-                <w:b w:val="0"/>
-                <w:i w:val="0"/>
-                <w:sz w:val="18"/>
-              </w:rPr>
-              <w:t>NLS-AT: Chỉ GV cầm máy quay; chỉ quay HS đã đồng ý</w:t>
-            </w:r>
-          </w:p>
-          <w:p>
-            <w:pPr>
-              <w:spacing w:after="0"/>
-            </w:pPr>
-            <w:r>
-              <w:rPr>
-                <w:b w:val="0"/>
-                <w:i w:val="0"/>
-                <w:sz w:val="18"/>
-              </w:rPr>
               <w:t>KNS: KN hợp tác và tuân thủ luật chơi; thắng không kiêu, thua không nản.</w:t>
             </w:r>
           </w:p>
@@ -1643,6 +1513,45 @@
                 <w:i w:val="0"/>
                 <w:sz w:val="18"/>
               </w:rPr>
+              <w:t>NLS-KT (Cơ bản 1): GV chiếu sơ đồ nhìn từ trên xuống có mũi tên chỉ đường đi khi thực hiện “Tập hợp đội hình hàng ngang, dóng hàng, điểm số</w:t>
+            </w:r>
+          </w:p>
+          <w:p>
+            <w:pPr>
+              <w:spacing w:after="0"/>
+            </w:pPr>
+            <w:r>
+              <w:rPr>
+                <w:b w:val="0"/>
+                <w:i w:val="0"/>
+                <w:sz w:val="18"/>
+              </w:rPr>
+              <w:t>NLS-KT (Cơ bản 1): GV cho HS chỉ tay trên sơ đồ vị trí của tổ mình rồi mới ra sân thực hiện; sau lượt đầu</w:t>
+            </w:r>
+          </w:p>
+          <w:p>
+            <w:pPr>
+              <w:spacing w:after="0"/>
+            </w:pPr>
+            <w:r>
+              <w:rPr>
+                <w:b w:val="0"/>
+                <w:i w:val="0"/>
+                <w:sz w:val="18"/>
+              </w:rPr>
+              <w:t>NLS-AT: Xem sơ đồ xong phải cất thiết bị; khi di chuyển HS phải nhìn đường và nhìn bạn</w:t>
+            </w:r>
+          </w:p>
+          <w:p>
+            <w:pPr>
+              <w:spacing w:after="0"/>
+            </w:pPr>
+            <w:r>
+              <w:rPr>
+                <w:b w:val="0"/>
+                <w:i w:val="0"/>
+                <w:sz w:val="18"/>
+              </w:rPr>
               <w:t>KNS: KN hợp tác và tuân thủ luật chơi; thắng không kiêu, thua không nản.</w:t>
             </w:r>
           </w:p>
@@ -2107,6 +2016,45 @@
                 <w:i w:val="0"/>
                 <w:sz w:val="18"/>
               </w:rPr>
+              <w:t>NLS-KT (Cơ bản 1): GV chiếu clip mẫu “Động tác quay các hướng (quay trái, quay phải, quay sau)” đã chọn sẵn</w:t>
+            </w:r>
+          </w:p>
+          <w:p>
+            <w:pPr>
+              <w:spacing w:after="0"/>
+            </w:pPr>
+            <w:r>
+              <w:rPr>
+                <w:b w:val="0"/>
+                <w:i w:val="0"/>
+                <w:sz w:val="18"/>
+              </w:rPr>
+              <w:t>NLS-KT (Cơ bản 1): GV hỏi HS chỉ ra một chi tiết trong clip mà lớp mình hay làm sai</w:t>
+            </w:r>
+          </w:p>
+          <w:p>
+            <w:pPr>
+              <w:spacing w:after="0"/>
+            </w:pPr>
+            <w:r>
+              <w:rPr>
+                <w:b w:val="0"/>
+                <w:i w:val="0"/>
+                <w:sz w:val="18"/>
+              </w:rPr>
+              <w:t>NLS-AT: Clip chỉ xem 1-2 phút rồi tắt, phần lớn thời gian vẫn dành cho vận động thật</w:t>
+            </w:r>
+          </w:p>
+          <w:p>
+            <w:pPr>
+              <w:spacing w:after="0"/>
+            </w:pPr>
+            <w:r>
+              <w:rPr>
+                <w:b w:val="0"/>
+                <w:i w:val="0"/>
+                <w:sz w:val="18"/>
+              </w:rPr>
               <w:t>KNS: KN hợp tác và tuân thủ luật chơi; thắng không kiêu, thua không nản.</w:t>
             </w:r>
           </w:p>
@@ -2456,7 +2404,33 @@
                 <w:i w:val="0"/>
                 <w:sz w:val="18"/>
               </w:rPr>
-              <w:t>NLS-KT (Cơ bản 1): xem clip mẫu động tác trên màn hình rồi tập lại cho đúng.</w:t>
+              <w:t>NLS-KT (Cơ bản 1): GV chiếu clip mẫu “Động tác vươn thở, động tác tay” đã chọn sẵn</w:t>
+            </w:r>
+          </w:p>
+          <w:p>
+            <w:pPr>
+              <w:spacing w:after="0"/>
+            </w:pPr>
+            <w:r>
+              <w:rPr>
+                <w:b w:val="0"/>
+                <w:i w:val="0"/>
+                <w:sz w:val="18"/>
+              </w:rPr>
+              <w:t>NLS-KT (Cơ bản 1): GV hỏi HS chỉ ra một chi tiết trong clip mà lớp mình hay làm sai</w:t>
+            </w:r>
+          </w:p>
+          <w:p>
+            <w:pPr>
+              <w:spacing w:after="0"/>
+            </w:pPr>
+            <w:r>
+              <w:rPr>
+                <w:b w:val="0"/>
+                <w:i w:val="0"/>
+                <w:sz w:val="18"/>
+              </w:rPr>
+              <w:t>NLS-AT: Clip chỉ xem 1-2 phút rồi tắt, phần lớn thời gian vẫn dành cho vận động thật</w:t>
             </w:r>
           </w:p>
         </w:tc>
@@ -2687,6 +2661,33 @@
                 <w:i w:val="0"/>
                 <w:sz w:val="18"/>
               </w:rPr>
+              <w:t>NLS-KT (Cơ bản 1): GV chiếu clip mẫu “Động tác chân, động tác vặn mình, động tác bụng” đã chọn sẵn</w:t>
+            </w:r>
+          </w:p>
+          <w:p>
+            <w:pPr>
+              <w:spacing w:after="0"/>
+            </w:pPr>
+            <w:r>
+              <w:rPr>
+                <w:b w:val="0"/>
+                <w:i w:val="0"/>
+                <w:sz w:val="18"/>
+              </w:rPr>
+              <w:t>NLS-KT (Cơ bản 1): GV hỏi HS chỉ ra một chi tiết trong clip mà lớp mình hay làm sai</w:t>
+            </w:r>
+          </w:p>
+          <w:p>
+            <w:pPr>
+              <w:spacing w:after="0"/>
+            </w:pPr>
+            <w:r>
+              <w:rPr>
+                <w:b w:val="0"/>
+                <w:i w:val="0"/>
+                <w:sz w:val="18"/>
+              </w:rPr>
+              <w:t>NLS-AT: Clip chỉ xem 1-2 phút rồi tắt, phần lớn thời gian vẫn dành cho vận động thật</w:t>
             </w:r>
           </w:p>
         </w:tc>
@@ -3031,6 +3032,33 @@
                 <w:i w:val="0"/>
                 <w:sz w:val="18"/>
               </w:rPr>
+              <w:t>NLS-KT (Cơ bản 1): GV chiếu clip mẫu “Động tác phối hợp, động tác điều hòa” đã chọn sẵn</w:t>
+            </w:r>
+          </w:p>
+          <w:p>
+            <w:pPr>
+              <w:spacing w:after="0"/>
+            </w:pPr>
+            <w:r>
+              <w:rPr>
+                <w:b w:val="0"/>
+                <w:i w:val="0"/>
+                <w:sz w:val="18"/>
+              </w:rPr>
+              <w:t>NLS-KT (Cơ bản 1): GV hỏi HS chỉ ra một chi tiết trong clip mà lớp mình hay làm sai</w:t>
+            </w:r>
+          </w:p>
+          <w:p>
+            <w:pPr>
+              <w:spacing w:after="0"/>
+            </w:pPr>
+            <w:r>
+              <w:rPr>
+                <w:b w:val="0"/>
+                <w:i w:val="0"/>
+                <w:sz w:val="18"/>
+              </w:rPr>
+              <w:t>NLS-AT: Clip chỉ xem 1-2 phút rồi tắt, phần lớn thời gian vẫn dành cho vận động thật</w:t>
             </w:r>
           </w:p>
         </w:tc>
@@ -3378,7 +3406,33 @@
                 <w:i w:val="0"/>
                 <w:sz w:val="18"/>
               </w:rPr>
-              <w:t>NLS-AT (Cơ bản 1): vận động đủ mỗi ngày để cân bằng với thời gian ngồi trước màn hình.</w:t>
+              <w:t>NLS-KT (Cơ bản 1): GV chiếu clip mẫu “Vận động của đầu, cổ” đã chọn sẵn, cho chạy chậm và dừng lại ở từng nhịp để HS nhìn rõ vị trí tay</w:t>
+            </w:r>
+          </w:p>
+          <w:p>
+            <w:pPr>
+              <w:spacing w:after="0"/>
+            </w:pPr>
+            <w:r>
+              <w:rPr>
+                <w:b w:val="0"/>
+                <w:i w:val="0"/>
+                <w:sz w:val="18"/>
+              </w:rPr>
+              <w:t>NLS-KT (Cơ bản 1): GV hỏi HS chỉ ra một chi tiết trong clip mà lớp mình hay làm sai</w:t>
+            </w:r>
+          </w:p>
+          <w:p>
+            <w:pPr>
+              <w:spacing w:after="0"/>
+            </w:pPr>
+            <w:r>
+              <w:rPr>
+                <w:b w:val="0"/>
+                <w:i w:val="0"/>
+                <w:sz w:val="18"/>
+              </w:rPr>
+              <w:t>NLS-AT: Clip chỉ xem 1-2 phút rồi tắt, phần lớn thời gian vẫn dành cho vận động thật</w:t>
             </w:r>
           </w:p>
           <w:p>
@@ -3738,6 +3792,45 @@
                 <w:i w:val="0"/>
                 <w:sz w:val="18"/>
               </w:rPr>
+              <w:t>NLS-KT (Cơ bản 1): GV chiếu clip mẫu “Vận động của tay” đã chọn sẵn, cho chạy chậm và dừng lại ở từng nhịp để HS nhìn rõ vị trí tay, chân</w:t>
+            </w:r>
+          </w:p>
+          <w:p>
+            <w:pPr>
+              <w:spacing w:after="0"/>
+            </w:pPr>
+            <w:r>
+              <w:rPr>
+                <w:b w:val="0"/>
+                <w:i w:val="0"/>
+                <w:sz w:val="18"/>
+              </w:rPr>
+              <w:t>NLS-KT (Cơ bản 1): GV hỏi HS chỉ ra một chi tiết trong clip mà lớp mình hay làm sai</w:t>
+            </w:r>
+          </w:p>
+          <w:p>
+            <w:pPr>
+              <w:spacing w:after="0"/>
+            </w:pPr>
+            <w:r>
+              <w:rPr>
+                <w:b w:val="0"/>
+                <w:i w:val="0"/>
+                <w:sz w:val="18"/>
+              </w:rPr>
+              <w:t>NLS-AT: Clip chỉ xem 1-2 phút rồi tắt, phần lớn thời gian vẫn dành cho vận động thật</w:t>
+            </w:r>
+          </w:p>
+          <w:p>
+            <w:pPr>
+              <w:spacing w:after="0"/>
+            </w:pPr>
+            <w:r>
+              <w:rPr>
+                <w:b w:val="0"/>
+                <w:i w:val="0"/>
+                <w:sz w:val="18"/>
+              </w:rPr>
               <w:t>KNS: KN bảo đảm an toàn khi vận động: khởi động kĩ, tập đúng sức, biết dừng khi mệt.</w:t>
             </w:r>
           </w:p>
@@ -4196,6 +4289,45 @@
               <w:spacing w:after="0"/>
             </w:pPr>
             <w:r/>
+            <w:r>
+              <w:rPr>
+                <w:b w:val="0"/>
+                <w:i w:val="0"/>
+                <w:sz w:val="18"/>
+              </w:rPr>
+              <w:t>NLS-KT (Cơ bản 1): GV chiếu clip mẫu “Vận động của chân” đã chọn sẵn, cho chạy chậm và dừng lại ở từng nhịp để HS nhìn rõ vị trí tay, chân</w:t>
+            </w:r>
+          </w:p>
+          <w:p>
+            <w:pPr>
+              <w:spacing w:after="0"/>
+            </w:pPr>
+            <w:r>
+              <w:rPr>
+                <w:b w:val="0"/>
+                <w:i w:val="0"/>
+                <w:sz w:val="18"/>
+              </w:rPr>
+              <w:t>NLS-KT (Cơ bản 1): GV hỏi HS chỉ ra một chi tiết trong clip mà lớp mình hay làm sai</w:t>
+            </w:r>
+          </w:p>
+          <w:p>
+            <w:pPr>
+              <w:spacing w:after="0"/>
+            </w:pPr>
+            <w:r>
+              <w:rPr>
+                <w:b w:val="0"/>
+                <w:i w:val="0"/>
+                <w:sz w:val="18"/>
+              </w:rPr>
+              <w:t>NLS-AT: Clip chỉ xem 1-2 phút rồi tắt, phần lớn thời gian vẫn dành cho vận động thật</w:t>
+            </w:r>
+          </w:p>
+          <w:p>
+            <w:pPr>
+              <w:spacing w:after="0"/>
+            </w:pPr>
             <w:r>
               <w:rPr>
                 <w:b w:val="0"/>
@@ -5037,6 +5169,45 @@
                 <w:i w:val="0"/>
                 <w:sz w:val="18"/>
               </w:rPr>
+              <w:t>NLS-KT (Cơ bản 1): GV chiếu clip mẫu “Vận động phối hợp của cơ thể” đã chọn sẵn</w:t>
+            </w:r>
+          </w:p>
+          <w:p>
+            <w:pPr>
+              <w:spacing w:after="0"/>
+            </w:pPr>
+            <w:r>
+              <w:rPr>
+                <w:b w:val="0"/>
+                <w:i w:val="0"/>
+                <w:sz w:val="18"/>
+              </w:rPr>
+              <w:t>NLS-KT (Cơ bản 1): GV hỏi HS chỉ ra một chi tiết trong clip mà lớp mình hay làm sai</w:t>
+            </w:r>
+          </w:p>
+          <w:p>
+            <w:pPr>
+              <w:spacing w:after="0"/>
+            </w:pPr>
+            <w:r>
+              <w:rPr>
+                <w:b w:val="0"/>
+                <w:i w:val="0"/>
+                <w:sz w:val="18"/>
+              </w:rPr>
+              <w:t>NLS-AT: Clip chỉ xem 1-2 phút rồi tắt, phần lớn thời gian vẫn dành cho vận động thật</w:t>
+            </w:r>
+          </w:p>
+          <w:p>
+            <w:pPr>
+              <w:spacing w:after="0"/>
+            </w:pPr>
+            <w:r>
+              <w:rPr>
+                <w:b w:val="0"/>
+                <w:i w:val="0"/>
+                <w:sz w:val="18"/>
+              </w:rPr>
               <w:t>KNS: KN bảo đảm an toàn khi vận động: khởi động kĩ, tập đúng sức, biết dừng khi mệt.</w:t>
             </w:r>
           </w:p>
@@ -5733,6 +5904,45 @@
                 <w:i w:val="0"/>
                 <w:sz w:val="18"/>
               </w:rPr>
+              <w:t>NLS-KT (Cơ bản 1): GV chiếu clip mẫu “Vận động phối hợp của cơ thể (tiếp theo)” đã chọn sẵn</w:t>
+            </w:r>
+          </w:p>
+          <w:p>
+            <w:pPr>
+              <w:spacing w:after="0"/>
+            </w:pPr>
+            <w:r>
+              <w:rPr>
+                <w:b w:val="0"/>
+                <w:i w:val="0"/>
+                <w:sz w:val="18"/>
+              </w:rPr>
+              <w:t>NLS-KT (Cơ bản 1): GV hỏi HS chỉ ra một chi tiết trong clip mà lớp mình hay làm sai</w:t>
+            </w:r>
+          </w:p>
+          <w:p>
+            <w:pPr>
+              <w:spacing w:after="0"/>
+            </w:pPr>
+            <w:r>
+              <w:rPr>
+                <w:b w:val="0"/>
+                <w:i w:val="0"/>
+                <w:sz w:val="18"/>
+              </w:rPr>
+              <w:t>NLS-AT: Clip chỉ xem 1-2 phút rồi tắt, phần lớn thời gian vẫn dành cho vận động thật</w:t>
+            </w:r>
+          </w:p>
+          <w:p>
+            <w:pPr>
+              <w:spacing w:after="0"/>
+            </w:pPr>
+            <w:r>
+              <w:rPr>
+                <w:b w:val="0"/>
+                <w:i w:val="0"/>
+                <w:sz w:val="18"/>
+              </w:rPr>
               <w:t>KNS: KN bảo đảm an toàn khi vận động: khởi động kĩ, tập đúng sức, biết dừng khi mệt.</w:t>
             </w:r>
           </w:p>
@@ -6429,7 +6639,33 @@
                 <w:i w:val="0"/>
                 <w:sz w:val="18"/>
               </w:rPr>
-              <w:t>NLS-AT (Cơ bản 1): xem hướng dẫn kĩ thuật qua clip; tuyệt đối tuân thủ quy tắc an toàn khi tập.</w:t>
+              <w:t>NLS-KT (Cơ bản 1): GV chiếu clip mẫu “Làm quen với bóng” đã chọn sẵn, cho chạy chậm và dừng lại ở từng nhịp để HS nhìn rõ vị trí tay, chân</w:t>
+            </w:r>
+          </w:p>
+          <w:p>
+            <w:pPr>
+              <w:spacing w:after="0"/>
+            </w:pPr>
+            <w:r>
+              <w:rPr>
+                <w:b w:val="0"/>
+                <w:i w:val="0"/>
+                <w:sz w:val="18"/>
+              </w:rPr>
+              <w:t>NLS-KT (Cơ bản 1): GV hỏi HS chỉ ra một chi tiết trong clip mà lớp mình hay làm sai</w:t>
+            </w:r>
+          </w:p>
+          <w:p>
+            <w:pPr>
+              <w:spacing w:after="0"/>
+            </w:pPr>
+            <w:r>
+              <w:rPr>
+                <w:b w:val="0"/>
+                <w:i w:val="0"/>
+                <w:sz w:val="18"/>
+              </w:rPr>
+              <w:t>NLS-AT: Clip chỉ xem 1-2 phút rồi tắt, phần lớn thời gian vẫn dành cho vận động thật</w:t>
             </w:r>
           </w:p>
         </w:tc>
@@ -6544,7 +6780,6 @@
                 <w:i w:val="0"/>
                 <w:sz w:val="18"/>
               </w:rPr>
-              <w:t>NLS-AT (Cơ bản 1): xem hướng dẫn kĩ thuật qua clip; tuyệt đối tuân thủ quy tắc an toàn khi tập.</w:t>
             </w:r>
           </w:p>
         </w:tc>
@@ -6661,7 +6896,6 @@
                 <w:i w:val="0"/>
                 <w:sz w:val="18"/>
               </w:rPr>
-              <w:t>NLS-AT (Cơ bản 1): xem hướng dẫn kĩ thuật qua clip; tuyệt đối tuân thủ quy tắc an toàn khi tập.</w:t>
             </w:r>
           </w:p>
         </w:tc>
@@ -6776,7 +7010,6 @@
                 <w:i w:val="0"/>
                 <w:sz w:val="18"/>
               </w:rPr>
-              <w:t>NLS-AT (Cơ bản 1): xem hướng dẫn kĩ thuật qua clip; tuyệt đối tuân thủ quy tắc an toàn khi tập.</w:t>
             </w:r>
           </w:p>
         </w:tc>
@@ -6893,7 +7126,33 @@
                 <w:i w:val="0"/>
                 <w:sz w:val="18"/>
               </w:rPr>
-              <w:t>NLS-KT (Cơ bản 1): xem clip mẫu động tác trên màn hình rồi tập lại cho đúng.</w:t>
+              <w:t>NLS-KT (Cơ bản 1): GV chiếu clip mẫu “Động tác di chuyển không bóng” đã chọn sẵn, cho chạy chậm và dừng lại ở từng nhịp để HS nhìn rõ vị trí</w:t>
+            </w:r>
+          </w:p>
+          <w:p>
+            <w:pPr>
+              <w:spacing w:after="0"/>
+            </w:pPr>
+            <w:r>
+              <w:rPr>
+                <w:b w:val="0"/>
+                <w:i w:val="0"/>
+                <w:sz w:val="18"/>
+              </w:rPr>
+              <w:t>NLS-KT (Cơ bản 1): GV hỏi HS chỉ ra một chi tiết trong clip mà lớp mình hay làm sai</w:t>
+            </w:r>
+          </w:p>
+          <w:p>
+            <w:pPr>
+              <w:spacing w:after="0"/>
+            </w:pPr>
+            <w:r>
+              <w:rPr>
+                <w:b w:val="0"/>
+                <w:i w:val="0"/>
+                <w:sz w:val="18"/>
+              </w:rPr>
+              <w:t>NLS-AT: Clip chỉ xem 1-2 phút rồi tắt, phần lớn thời gian vẫn dành cho vận động thật</w:t>
             </w:r>
           </w:p>
         </w:tc>
@@ -7469,6 +7728,33 @@
                 <w:i w:val="0"/>
                 <w:sz w:val="18"/>
               </w:rPr>
+              <w:t>NLS-KT (Cơ bản 1): GV chiếu clip mẫu “Động tác dẫn bóng” đã chọn sẵn, cho chạy chậm và dừng lại ở từng nhịp để HS nhìn rõ vị trí tay, chân</w:t>
+            </w:r>
+          </w:p>
+          <w:p>
+            <w:pPr>
+              <w:spacing w:after="0"/>
+            </w:pPr>
+            <w:r>
+              <w:rPr>
+                <w:b w:val="0"/>
+                <w:i w:val="0"/>
+                <w:sz w:val="18"/>
+              </w:rPr>
+              <w:t>NLS-KT (Cơ bản 1): GV hỏi HS chỉ ra một chi tiết trong clip mà lớp mình hay làm sai</w:t>
+            </w:r>
+          </w:p>
+          <w:p>
+            <w:pPr>
+              <w:spacing w:after="0"/>
+            </w:pPr>
+            <w:r>
+              <w:rPr>
+                <w:b w:val="0"/>
+                <w:i w:val="0"/>
+                <w:sz w:val="18"/>
+              </w:rPr>
+              <w:t>NLS-AT: Clip chỉ xem 1-2 phút rồi tắt, phần lớn thời gian vẫn dành cho vận động thật</w:t>
             </w:r>
           </w:p>
         </w:tc>
@@ -8045,6 +8331,33 @@
                 <w:i w:val="0"/>
                 <w:sz w:val="18"/>
               </w:rPr>
+              <w:t>NLS-KT (Cơ bản 1): GV chiếu clip mẫu “Động tác ném rổ hai tay trước ngực” đã chọn sẵn</w:t>
+            </w:r>
+          </w:p>
+          <w:p>
+            <w:pPr>
+              <w:spacing w:after="0"/>
+            </w:pPr>
+            <w:r>
+              <w:rPr>
+                <w:b w:val="0"/>
+                <w:i w:val="0"/>
+                <w:sz w:val="18"/>
+              </w:rPr>
+              <w:t>NLS-KT (Cơ bản 1): GV hỏi HS chỉ ra một chi tiết trong clip mà lớp mình hay làm sai</w:t>
+            </w:r>
+          </w:p>
+          <w:p>
+            <w:pPr>
+              <w:spacing w:after="0"/>
+            </w:pPr>
+            <w:r>
+              <w:rPr>
+                <w:b w:val="0"/>
+                <w:i w:val="0"/>
+                <w:sz w:val="18"/>
+              </w:rPr>
+              <w:t>NLS-AT: Clip chỉ xem 1-2 phút rồi tắt, phần lớn thời gian vẫn dành cho vận động thật</w:t>
             </w:r>
           </w:p>
         </w:tc>

--- a/assets/docs/lop1/Giao duc the chat - Lop 1.docx
+++ b/assets/docs/lop1/Giao duc the chat - Lop 1.docx
@@ -624,33 +624,7 @@
                 <w:i w:val="0"/>
                 <w:sz w:val="18"/>
               </w:rPr>
-              <w:t>NLS-KT (Cơ bản 1): GV chiếu video mẫu “Tư thế đứng nghiêm, đứng nghỉ” trên tivi, cho chạy chậm và dừng ở từng tư thế để HS nhìn rõ hai gót chân</w:t>
-            </w:r>
-          </w:p>
-          <w:p>
-            <w:pPr>
-              <w:spacing w:after="0"/>
-            </w:pPr>
-            <w:r>
-              <w:rPr>
-                <w:b w:val="0"/>
-                <w:i w:val="0"/>
-                <w:sz w:val="18"/>
-              </w:rPr>
-              <w:t>NLS-KT (Cơ bản 1): GV mở hình ảnh chụp hai tư thế đứng nghiêm, đứng nghỉ đặt cạnh nhau, hô khẩu lệnh “Nghiêm!”</w:t>
-            </w:r>
-          </w:p>
-          <w:p>
-            <w:pPr>
-              <w:spacing w:after="0"/>
-            </w:pPr>
-            <w:r>
-              <w:rPr>
-                <w:b w:val="0"/>
-                <w:i w:val="0"/>
-                <w:sz w:val="18"/>
-              </w:rPr>
-              <w:t>NLS-AT: Clip chỉ xem 1-2 phút rồi tắt, phần lớn thời gian vẫn dành cho vận động thật</w:t>
+              <w:t>NLS-KT (Cơ bản 1): Chiếu video mẫu “Tư thế đứng nghiêm, đứng nghỉ” trên tivi, cho chạy chậm.</w:t>
             </w:r>
           </w:p>
           <w:p>
@@ -1010,33 +984,7 @@
                 <w:i w:val="0"/>
                 <w:sz w:val="18"/>
               </w:rPr>
-              <w:t>NLS-KT (Cơ bản 1): GV chiếu sơ đồ nhìn từ trên xuống minh hoạ “Tập hợp đội hình hàng dọc, dóng hàng, điểm số”: tổ trưởng đứng đầu</w:t>
-            </w:r>
-          </w:p>
-          <w:p>
-            <w:pPr>
-              <w:spacing w:after="0"/>
-            </w:pPr>
-            <w:r>
-              <w:rPr>
-                <w:b w:val="0"/>
-                <w:i w:val="0"/>
-                <w:sz w:val="18"/>
-              </w:rPr>
-              <w:t>NLS-KT (Cơ bản 1): GV mở đoạn video ngắn một lớp điểm số từ 1 đến hết theo hàng dọc, dừng ở mỗi bạn hô số để HS thấy phải hô to</w:t>
-            </w:r>
-          </w:p>
-          <w:p>
-            <w:pPr>
-              <w:spacing w:after="0"/>
-            </w:pPr>
-            <w:r>
-              <w:rPr>
-                <w:b w:val="0"/>
-                <w:i w:val="0"/>
-                <w:sz w:val="18"/>
-              </w:rPr>
-              <w:t>NLS-AT: Xem sơ đồ xong phải cất thiết bị; khi di chuyển HS phải nhìn đường và nhìn bạn</w:t>
+              <w:t>NLS-KT (Cơ bản 1): Chiếu sơ đồ nhìn từ trên xuống minh hoạ “Tập hợp đội hình hàng dọc, dóng hàng, điểm số”.</w:t>
             </w:r>
           </w:p>
           <w:p>
@@ -1513,33 +1461,7 @@
                 <w:i w:val="0"/>
                 <w:sz w:val="18"/>
               </w:rPr>
-              <w:t>NLS-KT (Cơ bản 1): GV chiếu sơ đồ nhìn từ trên xuống có mũi tên chỉ đường đi khi thực hiện “Tập hợp đội hình hàng ngang, dóng hàng, điểm số</w:t>
-            </w:r>
-          </w:p>
-          <w:p>
-            <w:pPr>
-              <w:spacing w:after="0"/>
-            </w:pPr>
-            <w:r>
-              <w:rPr>
-                <w:b w:val="0"/>
-                <w:i w:val="0"/>
-                <w:sz w:val="18"/>
-              </w:rPr>
-              <w:t>NLS-KT (Cơ bản 1): GV cho HS chỉ tay trên sơ đồ vị trí của tổ mình rồi mới ra sân thực hiện; sau lượt đầu</w:t>
-            </w:r>
-          </w:p>
-          <w:p>
-            <w:pPr>
-              <w:spacing w:after="0"/>
-            </w:pPr>
-            <w:r>
-              <w:rPr>
-                <w:b w:val="0"/>
-                <w:i w:val="0"/>
-                <w:sz w:val="18"/>
-              </w:rPr>
-              <w:t>NLS-AT: Xem sơ đồ xong phải cất thiết bị; khi di chuyển HS phải nhìn đường và nhìn bạn</w:t>
+              <w:t>NLS-KT (Cơ bản 1): Chiếu sơ đồ nhìn từ trên xuống có mũi tên chỉ đường đi khi thực hiện “Tập hợp đội hình hàng ngang, dóng hàng, điểm số, dàn hàng, dồn hàng”.</w:t>
             </w:r>
           </w:p>
           <w:p>
@@ -2016,33 +1938,7 @@
                 <w:i w:val="0"/>
                 <w:sz w:val="18"/>
               </w:rPr>
-              <w:t>NLS-KT (Cơ bản 1): GV chiếu clip mẫu “Động tác quay các hướng (quay trái, quay phải, quay sau)” đã chọn sẵn</w:t>
-            </w:r>
-          </w:p>
-          <w:p>
-            <w:pPr>
-              <w:spacing w:after="0"/>
-            </w:pPr>
-            <w:r>
-              <w:rPr>
-                <w:b w:val="0"/>
-                <w:i w:val="0"/>
-                <w:sz w:val="18"/>
-              </w:rPr>
-              <w:t>NLS-KT (Cơ bản 1): GV hỏi HS chỉ ra một chi tiết trong clip mà lớp mình hay làm sai</w:t>
-            </w:r>
-          </w:p>
-          <w:p>
-            <w:pPr>
-              <w:spacing w:after="0"/>
-            </w:pPr>
-            <w:r>
-              <w:rPr>
-                <w:b w:val="0"/>
-                <w:i w:val="0"/>
-                <w:sz w:val="18"/>
-              </w:rPr>
-              <w:t>NLS-AT: Clip chỉ xem 1-2 phút rồi tắt, phần lớn thời gian vẫn dành cho vận động thật</w:t>
+              <w:t>NLS-KT (Cơ bản 1): Chiếu clip mẫu “Động tác quay các hướng (quay trái, quay phải, quay sau)” đã chọn sẵn, cho chạy chậm.</w:t>
             </w:r>
           </w:p>
           <w:p>
@@ -2404,33 +2300,7 @@
                 <w:i w:val="0"/>
                 <w:sz w:val="18"/>
               </w:rPr>
-              <w:t>NLS-KT (Cơ bản 1): GV chiếu clip mẫu “Động tác vươn thở, động tác tay” đã chọn sẵn</w:t>
-            </w:r>
-          </w:p>
-          <w:p>
-            <w:pPr>
-              <w:spacing w:after="0"/>
-            </w:pPr>
-            <w:r>
-              <w:rPr>
-                <w:b w:val="0"/>
-                <w:i w:val="0"/>
-                <w:sz w:val="18"/>
-              </w:rPr>
-              <w:t>NLS-KT (Cơ bản 1): GV hỏi HS chỉ ra một chi tiết trong clip mà lớp mình hay làm sai</w:t>
-            </w:r>
-          </w:p>
-          <w:p>
-            <w:pPr>
-              <w:spacing w:after="0"/>
-            </w:pPr>
-            <w:r>
-              <w:rPr>
-                <w:b w:val="0"/>
-                <w:i w:val="0"/>
-                <w:sz w:val="18"/>
-              </w:rPr>
-              <w:t>NLS-AT: Clip chỉ xem 1-2 phút rồi tắt, phần lớn thời gian vẫn dành cho vận động thật</w:t>
+              <w:t>NLS-KT (Cơ bản 1): Chiếu clip mẫu “Động tác vươn thở, động tác tay” đã chọn sẵn, cho chạy chậm.</w:t>
             </w:r>
           </w:p>
         </w:tc>
@@ -2661,33 +2531,7 @@
                 <w:i w:val="0"/>
                 <w:sz w:val="18"/>
               </w:rPr>
-              <w:t>NLS-KT (Cơ bản 1): GV chiếu clip mẫu “Động tác chân, động tác vặn mình, động tác bụng” đã chọn sẵn</w:t>
-            </w:r>
-          </w:p>
-          <w:p>
-            <w:pPr>
-              <w:spacing w:after="0"/>
-            </w:pPr>
-            <w:r>
-              <w:rPr>
-                <w:b w:val="0"/>
-                <w:i w:val="0"/>
-                <w:sz w:val="18"/>
-              </w:rPr>
-              <w:t>NLS-KT (Cơ bản 1): GV hỏi HS chỉ ra một chi tiết trong clip mà lớp mình hay làm sai</w:t>
-            </w:r>
-          </w:p>
-          <w:p>
-            <w:pPr>
-              <w:spacing w:after="0"/>
-            </w:pPr>
-            <w:r>
-              <w:rPr>
-                <w:b w:val="0"/>
-                <w:i w:val="0"/>
-                <w:sz w:val="18"/>
-              </w:rPr>
-              <w:t>NLS-AT: Clip chỉ xem 1-2 phút rồi tắt, phần lớn thời gian vẫn dành cho vận động thật</w:t>
+              <w:t>NLS-KT (Cơ bản 1): Chiếu clip mẫu “Động tác chân, động tác vặn mình, động tác bụng” đã chọn sẵn, cho chạy chậm.</w:t>
             </w:r>
           </w:p>
         </w:tc>
@@ -3032,33 +2876,7 @@
                 <w:i w:val="0"/>
                 <w:sz w:val="18"/>
               </w:rPr>
-              <w:t>NLS-KT (Cơ bản 1): GV chiếu clip mẫu “Động tác phối hợp, động tác điều hòa” đã chọn sẵn</w:t>
-            </w:r>
-          </w:p>
-          <w:p>
-            <w:pPr>
-              <w:spacing w:after="0"/>
-            </w:pPr>
-            <w:r>
-              <w:rPr>
-                <w:b w:val="0"/>
-                <w:i w:val="0"/>
-                <w:sz w:val="18"/>
-              </w:rPr>
-              <w:t>NLS-KT (Cơ bản 1): GV hỏi HS chỉ ra một chi tiết trong clip mà lớp mình hay làm sai</w:t>
-            </w:r>
-          </w:p>
-          <w:p>
-            <w:pPr>
-              <w:spacing w:after="0"/>
-            </w:pPr>
-            <w:r>
-              <w:rPr>
-                <w:b w:val="0"/>
-                <w:i w:val="0"/>
-                <w:sz w:val="18"/>
-              </w:rPr>
-              <w:t>NLS-AT: Clip chỉ xem 1-2 phút rồi tắt, phần lớn thời gian vẫn dành cho vận động thật</w:t>
+              <w:t>NLS-KT (Cơ bản 1): Chiếu clip mẫu “Động tác phối hợp, động tác điều hòa” đã chọn sẵn, cho chạy chậm.</w:t>
             </w:r>
           </w:p>
         </w:tc>
@@ -3406,33 +3224,7 @@
                 <w:i w:val="0"/>
                 <w:sz w:val="18"/>
               </w:rPr>
-              <w:t>NLS-KT (Cơ bản 1): GV chiếu clip mẫu “Vận động của đầu, cổ” đã chọn sẵn, cho chạy chậm và dừng lại ở từng nhịp để HS nhìn rõ vị trí tay</w:t>
-            </w:r>
-          </w:p>
-          <w:p>
-            <w:pPr>
-              <w:spacing w:after="0"/>
-            </w:pPr>
-            <w:r>
-              <w:rPr>
-                <w:b w:val="0"/>
-                <w:i w:val="0"/>
-                <w:sz w:val="18"/>
-              </w:rPr>
-              <w:t>NLS-KT (Cơ bản 1): GV hỏi HS chỉ ra một chi tiết trong clip mà lớp mình hay làm sai</w:t>
-            </w:r>
-          </w:p>
-          <w:p>
-            <w:pPr>
-              <w:spacing w:after="0"/>
-            </w:pPr>
-            <w:r>
-              <w:rPr>
-                <w:b w:val="0"/>
-                <w:i w:val="0"/>
-                <w:sz w:val="18"/>
-              </w:rPr>
-              <w:t>NLS-AT: Clip chỉ xem 1-2 phút rồi tắt, phần lớn thời gian vẫn dành cho vận động thật</w:t>
+              <w:t>NLS-KT (Cơ bản 1): Chiếu clip mẫu “Vận động của đầu, cổ” đã chọn sẵn, cho chạy chậm.</w:t>
             </w:r>
           </w:p>
           <w:p>
@@ -3792,33 +3584,7 @@
                 <w:i w:val="0"/>
                 <w:sz w:val="18"/>
               </w:rPr>
-              <w:t>NLS-KT (Cơ bản 1): GV chiếu clip mẫu “Vận động của tay” đã chọn sẵn, cho chạy chậm và dừng lại ở từng nhịp để HS nhìn rõ vị trí tay, chân</w:t>
-            </w:r>
-          </w:p>
-          <w:p>
-            <w:pPr>
-              <w:spacing w:after="0"/>
-            </w:pPr>
-            <w:r>
-              <w:rPr>
-                <w:b w:val="0"/>
-                <w:i w:val="0"/>
-                <w:sz w:val="18"/>
-              </w:rPr>
-              <w:t>NLS-KT (Cơ bản 1): GV hỏi HS chỉ ra một chi tiết trong clip mà lớp mình hay làm sai</w:t>
-            </w:r>
-          </w:p>
-          <w:p>
-            <w:pPr>
-              <w:spacing w:after="0"/>
-            </w:pPr>
-            <w:r>
-              <w:rPr>
-                <w:b w:val="0"/>
-                <w:i w:val="0"/>
-                <w:sz w:val="18"/>
-              </w:rPr>
-              <w:t>NLS-AT: Clip chỉ xem 1-2 phút rồi tắt, phần lớn thời gian vẫn dành cho vận động thật</w:t>
+              <w:t>NLS-KT (Cơ bản 1): Chiếu clip mẫu “Vận động của tay” đã chọn sẵn, cho chạy chậm.</w:t>
             </w:r>
           </w:p>
           <w:p>
@@ -4295,33 +4061,7 @@
                 <w:i w:val="0"/>
                 <w:sz w:val="18"/>
               </w:rPr>
-              <w:t>NLS-KT (Cơ bản 1): GV chiếu clip mẫu “Vận động của chân” đã chọn sẵn, cho chạy chậm và dừng lại ở từng nhịp để HS nhìn rõ vị trí tay, chân</w:t>
-            </w:r>
-          </w:p>
-          <w:p>
-            <w:pPr>
-              <w:spacing w:after="0"/>
-            </w:pPr>
-            <w:r>
-              <w:rPr>
-                <w:b w:val="0"/>
-                <w:i w:val="0"/>
-                <w:sz w:val="18"/>
-              </w:rPr>
-              <w:t>NLS-KT (Cơ bản 1): GV hỏi HS chỉ ra một chi tiết trong clip mà lớp mình hay làm sai</w:t>
-            </w:r>
-          </w:p>
-          <w:p>
-            <w:pPr>
-              <w:spacing w:after="0"/>
-            </w:pPr>
-            <w:r>
-              <w:rPr>
-                <w:b w:val="0"/>
-                <w:i w:val="0"/>
-                <w:sz w:val="18"/>
-              </w:rPr>
-              <w:t>NLS-AT: Clip chỉ xem 1-2 phút rồi tắt, phần lớn thời gian vẫn dành cho vận động thật</w:t>
+              <w:t>NLS-KT (Cơ bản 1): Chiếu clip mẫu “Vận động của chân” đã chọn sẵn, cho chạy chậm.</w:t>
             </w:r>
           </w:p>
           <w:p>
@@ -5169,33 +4909,7 @@
                 <w:i w:val="0"/>
                 <w:sz w:val="18"/>
               </w:rPr>
-              <w:t>NLS-KT (Cơ bản 1): GV chiếu clip mẫu “Vận động phối hợp của cơ thể” đã chọn sẵn</w:t>
-            </w:r>
-          </w:p>
-          <w:p>
-            <w:pPr>
-              <w:spacing w:after="0"/>
-            </w:pPr>
-            <w:r>
-              <w:rPr>
-                <w:b w:val="0"/>
-                <w:i w:val="0"/>
-                <w:sz w:val="18"/>
-              </w:rPr>
-              <w:t>NLS-KT (Cơ bản 1): GV hỏi HS chỉ ra một chi tiết trong clip mà lớp mình hay làm sai</w:t>
-            </w:r>
-          </w:p>
-          <w:p>
-            <w:pPr>
-              <w:spacing w:after="0"/>
-            </w:pPr>
-            <w:r>
-              <w:rPr>
-                <w:b w:val="0"/>
-                <w:i w:val="0"/>
-                <w:sz w:val="18"/>
-              </w:rPr>
-              <w:t>NLS-AT: Clip chỉ xem 1-2 phút rồi tắt, phần lớn thời gian vẫn dành cho vận động thật</w:t>
+              <w:t>NLS-KT (Cơ bản 1): Chiếu clip mẫu “Vận động phối hợp của cơ thể” đã chọn sẵn, cho chạy chậm.</w:t>
             </w:r>
           </w:p>
           <w:p>
@@ -5904,33 +5618,7 @@
                 <w:i w:val="0"/>
                 <w:sz w:val="18"/>
               </w:rPr>
-              <w:t>NLS-KT (Cơ bản 1): GV chiếu clip mẫu “Vận động phối hợp của cơ thể (tiếp theo)” đã chọn sẵn</w:t>
-            </w:r>
-          </w:p>
-          <w:p>
-            <w:pPr>
-              <w:spacing w:after="0"/>
-            </w:pPr>
-            <w:r>
-              <w:rPr>
-                <w:b w:val="0"/>
-                <w:i w:val="0"/>
-                <w:sz w:val="18"/>
-              </w:rPr>
-              <w:t>NLS-KT (Cơ bản 1): GV hỏi HS chỉ ra một chi tiết trong clip mà lớp mình hay làm sai</w:t>
-            </w:r>
-          </w:p>
-          <w:p>
-            <w:pPr>
-              <w:spacing w:after="0"/>
-            </w:pPr>
-            <w:r>
-              <w:rPr>
-                <w:b w:val="0"/>
-                <w:i w:val="0"/>
-                <w:sz w:val="18"/>
-              </w:rPr>
-              <w:t>NLS-AT: Clip chỉ xem 1-2 phút rồi tắt, phần lớn thời gian vẫn dành cho vận động thật</w:t>
+              <w:t>NLS-KT (Cơ bản 1): Chiếu clip mẫu “Vận động phối hợp của cơ thể (tiếp theo)” đã chọn sẵn, cho chạy chậm.</w:t>
             </w:r>
           </w:p>
           <w:p>
@@ -6639,33 +6327,7 @@
                 <w:i w:val="0"/>
                 <w:sz w:val="18"/>
               </w:rPr>
-              <w:t>NLS-KT (Cơ bản 1): GV chiếu clip mẫu “Làm quen với bóng” đã chọn sẵn, cho chạy chậm và dừng lại ở từng nhịp để HS nhìn rõ vị trí tay, chân</w:t>
-            </w:r>
-          </w:p>
-          <w:p>
-            <w:pPr>
-              <w:spacing w:after="0"/>
-            </w:pPr>
-            <w:r>
-              <w:rPr>
-                <w:b w:val="0"/>
-                <w:i w:val="0"/>
-                <w:sz w:val="18"/>
-              </w:rPr>
-              <w:t>NLS-KT (Cơ bản 1): GV hỏi HS chỉ ra một chi tiết trong clip mà lớp mình hay làm sai</w:t>
-            </w:r>
-          </w:p>
-          <w:p>
-            <w:pPr>
-              <w:spacing w:after="0"/>
-            </w:pPr>
-            <w:r>
-              <w:rPr>
-                <w:b w:val="0"/>
-                <w:i w:val="0"/>
-                <w:sz w:val="18"/>
-              </w:rPr>
-              <w:t>NLS-AT: Clip chỉ xem 1-2 phút rồi tắt, phần lớn thời gian vẫn dành cho vận động thật</w:t>
+              <w:t>NLS-KT (Cơ bản 1): Chiếu clip mẫu “Làm quen với bóng” đã chọn sẵn, cho chạy chậm.</w:t>
             </w:r>
           </w:p>
         </w:tc>
@@ -7126,33 +6788,7 @@
                 <w:i w:val="0"/>
                 <w:sz w:val="18"/>
               </w:rPr>
-              <w:t>NLS-KT (Cơ bản 1): GV chiếu clip mẫu “Động tác di chuyển không bóng” đã chọn sẵn, cho chạy chậm và dừng lại ở từng nhịp để HS nhìn rõ vị trí</w:t>
-            </w:r>
-          </w:p>
-          <w:p>
-            <w:pPr>
-              <w:spacing w:after="0"/>
-            </w:pPr>
-            <w:r>
-              <w:rPr>
-                <w:b w:val="0"/>
-                <w:i w:val="0"/>
-                <w:sz w:val="18"/>
-              </w:rPr>
-              <w:t>NLS-KT (Cơ bản 1): GV hỏi HS chỉ ra một chi tiết trong clip mà lớp mình hay làm sai</w:t>
-            </w:r>
-          </w:p>
-          <w:p>
-            <w:pPr>
-              <w:spacing w:after="0"/>
-            </w:pPr>
-            <w:r>
-              <w:rPr>
-                <w:b w:val="0"/>
-                <w:i w:val="0"/>
-                <w:sz w:val="18"/>
-              </w:rPr>
-              <w:t>NLS-AT: Clip chỉ xem 1-2 phút rồi tắt, phần lớn thời gian vẫn dành cho vận động thật</w:t>
+              <w:t>NLS-KT (Cơ bản 1): Chiếu clip mẫu “Động tác di chuyển không bóng” đã chọn sẵn, cho chạy chậm.</w:t>
             </w:r>
           </w:p>
         </w:tc>
@@ -7728,33 +7364,7 @@
                 <w:i w:val="0"/>
                 <w:sz w:val="18"/>
               </w:rPr>
-              <w:t>NLS-KT (Cơ bản 1): GV chiếu clip mẫu “Động tác dẫn bóng” đã chọn sẵn, cho chạy chậm và dừng lại ở từng nhịp để HS nhìn rõ vị trí tay, chân</w:t>
-            </w:r>
-          </w:p>
-          <w:p>
-            <w:pPr>
-              <w:spacing w:after="0"/>
-            </w:pPr>
-            <w:r>
-              <w:rPr>
-                <w:b w:val="0"/>
-                <w:i w:val="0"/>
-                <w:sz w:val="18"/>
-              </w:rPr>
-              <w:t>NLS-KT (Cơ bản 1): GV hỏi HS chỉ ra một chi tiết trong clip mà lớp mình hay làm sai</w:t>
-            </w:r>
-          </w:p>
-          <w:p>
-            <w:pPr>
-              <w:spacing w:after="0"/>
-            </w:pPr>
-            <w:r>
-              <w:rPr>
-                <w:b w:val="0"/>
-                <w:i w:val="0"/>
-                <w:sz w:val="18"/>
-              </w:rPr>
-              <w:t>NLS-AT: Clip chỉ xem 1-2 phút rồi tắt, phần lớn thời gian vẫn dành cho vận động thật</w:t>
+              <w:t>NLS-KT (Cơ bản 1): Chiếu clip mẫu “Động tác dẫn bóng” đã chọn sẵn, cho chạy chậm.</w:t>
             </w:r>
           </w:p>
         </w:tc>
@@ -8331,33 +7941,7 @@
                 <w:i w:val="0"/>
                 <w:sz w:val="18"/>
               </w:rPr>
-              <w:t>NLS-KT (Cơ bản 1): GV chiếu clip mẫu “Động tác ném rổ hai tay trước ngực” đã chọn sẵn</w:t>
-            </w:r>
-          </w:p>
-          <w:p>
-            <w:pPr>
-              <w:spacing w:after="0"/>
-            </w:pPr>
-            <w:r>
-              <w:rPr>
-                <w:b w:val="0"/>
-                <w:i w:val="0"/>
-                <w:sz w:val="18"/>
-              </w:rPr>
-              <w:t>NLS-KT (Cơ bản 1): GV hỏi HS chỉ ra một chi tiết trong clip mà lớp mình hay làm sai</w:t>
-            </w:r>
-          </w:p>
-          <w:p>
-            <w:pPr>
-              <w:spacing w:after="0"/>
-            </w:pPr>
-            <w:r>
-              <w:rPr>
-                <w:b w:val="0"/>
-                <w:i w:val="0"/>
-                <w:sz w:val="18"/>
-              </w:rPr>
-              <w:t>NLS-AT: Clip chỉ xem 1-2 phút rồi tắt, phần lớn thời gian vẫn dành cho vận động thật</w:t>
+              <w:t>NLS-KT (Cơ bản 1): Chiếu clip mẫu “Động tác ném rổ hai tay trước ngực” đã chọn sẵn, cho chạy chậm.</w:t>
             </w:r>
           </w:p>
         </w:tc>

--- a/assets/docs/lop1/Giao duc the chat - Lop 1.docx
+++ b/assets/docs/lop1/Giao duc the chat - Lop 1.docx
@@ -624,7 +624,7 @@
                 <w:i w:val="0"/>
                 <w:sz w:val="18"/>
               </w:rPr>
-              <w:t>NLS-KT (Cơ bản 1): Chiếu video mẫu “Tư thế đứng nghiêm, đứng nghỉ” trên tivi, cho chạy chậm.</w:t>
+              <w:t>Năng lực số 1.1 CB1b: HS quan sát clip chạy chậm và nói được một chi tiết trong “Tư thế đứng nghiêm, đứng nghỉ” mà mình hay làm sai</w:t>
             </w:r>
           </w:p>
           <w:p>
@@ -984,7 +984,7 @@
                 <w:i w:val="0"/>
                 <w:sz w:val="18"/>
               </w:rPr>
-              <w:t>NLS-KT (Cơ bản 1): Chiếu sơ đồ nhìn từ trên xuống minh hoạ “Tập hợp đội hình hàng dọc, dóng hàng, điểm số”.</w:t>
+              <w:t>Năng lực số 1.1 CB1b: HS chỉ được trên sơ đồ đường di chuyển của tổ mình trong “Tập hợp đội hình hàng dọc, dóng hàng, điểm số”</w:t>
             </w:r>
           </w:p>
           <w:p>
@@ -1229,6 +1229,19 @@
                 <w:i w:val="0"/>
                 <w:sz w:val="18"/>
               </w:rPr>
+              <w:t>Năng lực số 3.1 CB1a: HS xem lại clip mình thực hiện “Tập hợp đội hình hàng dọc, dóng hàng, điểm số” cho chạy chậm và chỉ ra được chỗ mình làm chưa đúng</w:t>
+            </w:r>
+          </w:p>
+          <w:p>
+            <w:pPr>
+              <w:spacing w:after="0"/>
+            </w:pPr>
+            <w:r>
+              <w:rPr>
+                <w:b w:val="0"/>
+                <w:i w:val="0"/>
+                <w:sz w:val="18"/>
+              </w:rPr>
               <w:t>KNS: KN hợp tác và tuân thủ luật chơi; thắng không kiêu, thua không nản.</w:t>
             </w:r>
           </w:p>
@@ -1461,7 +1474,7 @@
                 <w:i w:val="0"/>
                 <w:sz w:val="18"/>
               </w:rPr>
-              <w:t>NLS-KT (Cơ bản 1): Chiếu sơ đồ nhìn từ trên xuống có mũi tên chỉ đường đi khi thực hiện “Tập hợp đội hình hàng ngang, dóng hàng, điểm số, dàn hàng, dồn hàng”.</w:t>
+              <w:t>Năng lực số 1.1 CB1b: HS chỉ được trên sơ đồ đường di chuyển của tổ mình trong “Tập hợp đội hình hàng ngang, dóng hàng, điểm số, dàn hàng, dồn hàng”</w:t>
             </w:r>
           </w:p>
           <w:p>
@@ -1706,6 +1719,19 @@
                 <w:i w:val="0"/>
                 <w:sz w:val="18"/>
               </w:rPr>
+              <w:t>Năng lực số 3.1 CB1a: HS xem lại clip mình thực hiện “Tập hợp đội hình hàng ngang, dóng hàng, điểm số, dàn hàng, dồn hàng” cho chạy chậm và chỉ ra được chỗ mình làm chưa đúng</w:t>
+            </w:r>
+          </w:p>
+          <w:p>
+            <w:pPr>
+              <w:spacing w:after="0"/>
+            </w:pPr>
+            <w:r>
+              <w:rPr>
+                <w:b w:val="0"/>
+                <w:i w:val="0"/>
+                <w:sz w:val="18"/>
+              </w:rPr>
               <w:t>KNS: KN hợp tác và tuân thủ luật chơi; thắng không kiêu, thua không nản.</w:t>
             </w:r>
           </w:p>
@@ -1938,7 +1964,7 @@
                 <w:i w:val="0"/>
                 <w:sz w:val="18"/>
               </w:rPr>
-              <w:t>NLS-KT (Cơ bản 1): Chiếu clip mẫu “Động tác quay các hướng (quay trái, quay phải, quay sau)” đã chọn sẵn, cho chạy chậm.</w:t>
+              <w:t>Năng lực số 1.1 CB1b: HS quan sát clip chạy chậm và nói được một chi tiết trong “Động tác quay các hướng (quay trái, quay phải, quay sau)” mà mình hay làm sai</w:t>
             </w:r>
           </w:p>
           <w:p>
@@ -2300,7 +2326,7 @@
                 <w:i w:val="0"/>
                 <w:sz w:val="18"/>
               </w:rPr>
-              <w:t>NLS-KT (Cơ bản 1): Chiếu clip mẫu “Động tác vươn thở, động tác tay” đã chọn sẵn, cho chạy chậm.</w:t>
+              <w:t>Năng lực số 1.1 CB1b: HS quan sát clip chạy chậm và nói được một chi tiết trong “Động tác vươn thở, động tác tay” mà mình hay làm sai</w:t>
             </w:r>
           </w:p>
         </w:tc>
@@ -2531,7 +2557,7 @@
                 <w:i w:val="0"/>
                 <w:sz w:val="18"/>
               </w:rPr>
-              <w:t>NLS-KT (Cơ bản 1): Chiếu clip mẫu “Động tác chân, động tác vặn mình, động tác bụng” đã chọn sẵn, cho chạy chậm.</w:t>
+              <w:t>Năng lực số 1.1 CB1b: HS quan sát clip chạy chậm và nói được một chi tiết trong “Động tác chân, động tác vặn mình, động tác bụng” mà mình hay làm sai</w:t>
             </w:r>
           </w:p>
         </w:tc>
@@ -2762,6 +2788,7 @@
                 <w:i w:val="0"/>
                 <w:sz w:val="18"/>
               </w:rPr>
+              <w:t>Năng lực số 5.2 CB1b: HS tập “Động tác chân, động tác vặn mình, động tác bụng” đúng theo nhịp phát ra và tự nhận ra khi mình lệch nhịp</w:t>
             </w:r>
           </w:p>
         </w:tc>
@@ -2876,7 +2903,7 @@
                 <w:i w:val="0"/>
                 <w:sz w:val="18"/>
               </w:rPr>
-              <w:t>NLS-KT (Cơ bản 1): Chiếu clip mẫu “Động tác phối hợp, động tác điều hòa” đã chọn sẵn, cho chạy chậm.</w:t>
+              <w:t>Năng lực số 1.1 CB1b: HS quan sát clip chạy chậm và nói được một chi tiết trong “Động tác phối hợp, động tác điều hòa” mà mình hay làm sai</w:t>
             </w:r>
           </w:p>
         </w:tc>
@@ -3108,6 +3135,7 @@
                 <w:i w:val="0"/>
                 <w:sz w:val="18"/>
               </w:rPr>
+              <w:t>Năng lực số 5.4 CB1a: HS đọc được bảng theo dõi phần đội hình đội ngũ và bài thể dục và nói được mình tiến bộ ở nội dung nào</w:t>
             </w:r>
           </w:p>
         </w:tc>
@@ -3224,7 +3252,7 @@
                 <w:i w:val="0"/>
                 <w:sz w:val="18"/>
               </w:rPr>
-              <w:t>NLS-KT (Cơ bản 1): Chiếu clip mẫu “Vận động của đầu, cổ” đã chọn sẵn, cho chạy chậm.</w:t>
+              <w:t>Năng lực số 1.1 CB1b: HS quan sát clip chạy chậm và nói được một chi tiết trong “Vận động của đầu, cổ” mà mình hay làm sai</w:t>
             </w:r>
           </w:p>
           <w:p>
@@ -3584,7 +3612,7 @@
                 <w:i w:val="0"/>
                 <w:sz w:val="18"/>
               </w:rPr>
-              <w:t>NLS-KT (Cơ bản 1): Chiếu clip mẫu “Vận động của tay” đã chọn sẵn, cho chạy chậm.</w:t>
+              <w:t>Năng lực số 1.1 CB1b: HS quan sát clip chạy chậm và nói được một chi tiết trong “Vận động của tay” mà mình hay làm sai</w:t>
             </w:r>
           </w:p>
           <w:p>
@@ -3829,6 +3857,19 @@
                 <w:i w:val="0"/>
                 <w:sz w:val="18"/>
               </w:rPr>
+              <w:t>Năng lực số 3.1 CB1a: HS xem lại clip mình thực hiện “Vận động của tay” cho chạy chậm và chỉ ra được chỗ mình làm chưa đúng</w:t>
+            </w:r>
+          </w:p>
+          <w:p>
+            <w:pPr>
+              <w:spacing w:after="0"/>
+            </w:pPr>
+            <w:r>
+              <w:rPr>
+                <w:b w:val="0"/>
+                <w:i w:val="0"/>
+                <w:sz w:val="18"/>
+              </w:rPr>
               <w:t>KNS: KN bảo đảm an toàn khi vận động: khởi động kĩ, tập đúng sức, biết dừng khi mệt.</w:t>
             </w:r>
           </w:p>
@@ -4061,7 +4102,7 @@
                 <w:i w:val="0"/>
                 <w:sz w:val="18"/>
               </w:rPr>
-              <w:t>NLS-KT (Cơ bản 1): Chiếu clip mẫu “Vận động của chân” đã chọn sẵn, cho chạy chậm.</w:t>
+              <w:t>Năng lực số 1.1 CB1b: HS quan sát clip chạy chậm và nói được một chi tiết trong “Vận động của chân” mà mình hay làm sai</w:t>
             </w:r>
           </w:p>
           <w:p>
@@ -4306,6 +4347,19 @@
                 <w:i w:val="0"/>
                 <w:sz w:val="18"/>
               </w:rPr>
+              <w:t>Năng lực số 3.1 CB1a: HS xem lại clip mình thực hiện “Vận động của chân” cho chạy chậm và chỉ ra được chỗ mình làm chưa đúng</w:t>
+            </w:r>
+          </w:p>
+          <w:p>
+            <w:pPr>
+              <w:spacing w:after="0"/>
+            </w:pPr>
+            <w:r>
+              <w:rPr>
+                <w:b w:val="0"/>
+                <w:i w:val="0"/>
+                <w:sz w:val="18"/>
+              </w:rPr>
               <w:t>KNS: KN bảo đảm an toàn khi vận động: khởi động kĩ, tập đúng sức, biết dừng khi mệt.</w:t>
             </w:r>
           </w:p>
@@ -4655,6 +4709,7 @@
                 <w:i w:val="0"/>
                 <w:sz w:val="18"/>
               </w:rPr>
+              <w:t>Năng lực số 5.4 CB1a: HS đọc được bảng theo dõi phần đội hình đội ngũ, bài thể dục và vận động của đầu, cổ, tay, chân và nói được mình tiến bộ ở nội dung nào</w:t>
             </w:r>
           </w:p>
         </w:tc>
@@ -4909,7 +4964,7 @@
                 <w:i w:val="0"/>
                 <w:sz w:val="18"/>
               </w:rPr>
-              <w:t>NLS-KT (Cơ bản 1): Chiếu clip mẫu “Vận động phối hợp của cơ thể” đã chọn sẵn, cho chạy chậm.</w:t>
+              <w:t>Năng lực số 1.1 CB1b: HS quan sát clip chạy chậm và nói được một chi tiết trong “Vận động phối hợp của cơ thể” mà mình hay làm sai</w:t>
             </w:r>
           </w:p>
           <w:p>
@@ -5154,6 +5209,19 @@
                 <w:i w:val="0"/>
                 <w:sz w:val="18"/>
               </w:rPr>
+              <w:t>Năng lực số 3.1 CB1a: HS xem lại clip mình thực hiện “Vận động phối hợp của cơ thể” cho chạy chậm và chỉ ra được chỗ mình làm chưa đúng</w:t>
+            </w:r>
+          </w:p>
+          <w:p>
+            <w:pPr>
+              <w:spacing w:after="0"/>
+            </w:pPr>
+            <w:r>
+              <w:rPr>
+                <w:b w:val="0"/>
+                <w:i w:val="0"/>
+                <w:sz w:val="18"/>
+              </w:rPr>
               <w:t>KNS: KN bảo đảm an toàn khi vận động: khởi động kĩ, tập đúng sức, biết dừng khi mệt.</w:t>
             </w:r>
           </w:p>
@@ -5386,6 +5454,19 @@
                 <w:i w:val="0"/>
                 <w:sz w:val="18"/>
               </w:rPr>
+              <w:t>Năng lực số 5.2 CB1b: HS đếm được nhịp tim của mình trước và sau khi tập “Vận động phối hợp của cơ thể” và nêu được sự khác nhau</w:t>
+            </w:r>
+          </w:p>
+          <w:p>
+            <w:pPr>
+              <w:spacing w:after="0"/>
+            </w:pPr>
+            <w:r>
+              <w:rPr>
+                <w:b w:val="0"/>
+                <w:i w:val="0"/>
+                <w:sz w:val="18"/>
+              </w:rPr>
               <w:t>KNS: KN bảo đảm an toàn khi vận động: khởi động kĩ, tập đúng sức, biết dừng khi mệt.</w:t>
             </w:r>
           </w:p>
@@ -5618,7 +5699,7 @@
                 <w:i w:val="0"/>
                 <w:sz w:val="18"/>
               </w:rPr>
-              <w:t>NLS-KT (Cơ bản 1): Chiếu clip mẫu “Vận động phối hợp của cơ thể (tiếp theo)” đã chọn sẵn, cho chạy chậm.</w:t>
+              <w:t>Năng lực số 1.1 CB1b: HS quan sát clip chạy chậm và nói được một chi tiết trong “Vận động phối hợp của cơ thể (tiếp theo)” mà mình hay làm sai</w:t>
             </w:r>
           </w:p>
           <w:p>
@@ -5863,6 +5944,19 @@
                 <w:i w:val="0"/>
                 <w:sz w:val="18"/>
               </w:rPr>
+              <w:t>Năng lực số 3.1 CB1a: HS xem lại clip mình thực hiện “Vận động phối hợp của cơ thể (tiếp theo)” cho chạy chậm và chỉ ra được chỗ mình làm chưa đúng</w:t>
+            </w:r>
+          </w:p>
+          <w:p>
+            <w:pPr>
+              <w:spacing w:after="0"/>
+            </w:pPr>
+            <w:r>
+              <w:rPr>
+                <w:b w:val="0"/>
+                <w:i w:val="0"/>
+                <w:sz w:val="18"/>
+              </w:rPr>
               <w:t>KNS: KN bảo đảm an toàn khi vận động: khởi động kĩ, tập đúng sức, biết dừng khi mệt.</w:t>
             </w:r>
           </w:p>
@@ -6095,6 +6189,19 @@
                 <w:i w:val="0"/>
                 <w:sz w:val="18"/>
               </w:rPr>
+              <w:t>Năng lực số 5.2 CB1b: HS đếm được nhịp tim của mình trước và sau khi tập “Vận động phối hợp của cơ thể (tiếp theo)” và nêu được sự khác nhau</w:t>
+            </w:r>
+          </w:p>
+          <w:p>
+            <w:pPr>
+              <w:spacing w:after="0"/>
+            </w:pPr>
+            <w:r>
+              <w:rPr>
+                <w:b w:val="0"/>
+                <w:i w:val="0"/>
+                <w:sz w:val="18"/>
+              </w:rPr>
               <w:t>KNS: KN bảo đảm an toàn khi vận động: khởi động kĩ, tập đúng sức, biết dừng khi mệt.</w:t>
             </w:r>
           </w:p>
@@ -6327,7 +6434,7 @@
                 <w:i w:val="0"/>
                 <w:sz w:val="18"/>
               </w:rPr>
-              <w:t>NLS-KT (Cơ bản 1): Chiếu clip mẫu “Làm quen với bóng” đã chọn sẵn, cho chạy chậm.</w:t>
+              <w:t>Năng lực số 1.1 CB1b: HS quan sát clip chạy chậm và nói được một chi tiết trong “Làm quen với bóng” mà mình hay làm sai</w:t>
             </w:r>
           </w:p>
         </w:tc>
@@ -6672,6 +6779,7 @@
                 <w:i w:val="0"/>
                 <w:sz w:val="18"/>
               </w:rPr>
+              <w:t>Năng lực số 3.1 CB1a: HS xem lại clip mình thực hiện “Làm quen với bóng” cho chạy chậm và chỉ ra được chỗ mình làm chưa đúng</w:t>
             </w:r>
           </w:p>
         </w:tc>
@@ -6788,7 +6896,7 @@
                 <w:i w:val="0"/>
                 <w:sz w:val="18"/>
               </w:rPr>
-              <w:t>NLS-KT (Cơ bản 1): Chiếu clip mẫu “Động tác di chuyển không bóng” đã chọn sẵn, cho chạy chậm.</w:t>
+              <w:t>Năng lực số 1.1 CB1b: HS quan sát clip chạy chậm và nói được một chi tiết trong “Động tác di chuyển không bóng” mà mình hay làm sai</w:t>
             </w:r>
           </w:p>
         </w:tc>
@@ -7133,6 +7241,7 @@
                 <w:i w:val="0"/>
                 <w:sz w:val="18"/>
               </w:rPr>
+              <w:t>Năng lực số 3.1 CB1a: HS xem lại clip mình thực hiện “Động tác di chuyển không bóng” cho chạy chậm và chỉ ra được chỗ mình làm chưa đúng</w:t>
             </w:r>
           </w:p>
         </w:tc>
@@ -7249,6 +7358,7 @@
                 <w:i w:val="0"/>
                 <w:sz w:val="18"/>
               </w:rPr>
+              <w:t>Năng lực số 5.4 CB1a: HS đọc được bảng theo dõi phần vận động phối hợp của cơ thể và làm quen với bóng rổ và nói được mình tiến bộ ở nội dung nào</w:t>
             </w:r>
           </w:p>
         </w:tc>
@@ -7364,7 +7474,7 @@
                 <w:i w:val="0"/>
                 <w:sz w:val="18"/>
               </w:rPr>
-              <w:t>NLS-KT (Cơ bản 1): Chiếu clip mẫu “Động tác dẫn bóng” đã chọn sẵn, cho chạy chậm.</w:t>
+              <w:t>Năng lực số 1.1 CB1b: HS quan sát clip chạy chậm và nói được một chi tiết trong “Động tác dẫn bóng” mà mình hay làm sai</w:t>
             </w:r>
           </w:p>
         </w:tc>
@@ -7711,6 +7821,7 @@
                 <w:i w:val="0"/>
                 <w:sz w:val="18"/>
               </w:rPr>
+              <w:t>Năng lực số 3.1 CB1a: HS xem lại clip mình thực hiện “Động tác dẫn bóng” cho chạy chậm và chỉ ra được chỗ mình làm chưa đúng</w:t>
             </w:r>
           </w:p>
         </w:tc>
@@ -7941,7 +8052,7 @@
                 <w:i w:val="0"/>
                 <w:sz w:val="18"/>
               </w:rPr>
-              <w:t>NLS-KT (Cơ bản 1): Chiếu clip mẫu “Động tác ném rổ hai tay trước ngực” đã chọn sẵn, cho chạy chậm.</w:t>
+              <w:t>Năng lực số 1.1 CB1b: HS quan sát clip chạy chậm và nói được một chi tiết trong “Động tác ném rổ hai tay trước ngực” mà mình hay làm sai</w:t>
             </w:r>
           </w:p>
         </w:tc>
@@ -8286,6 +8397,7 @@
                 <w:i w:val="0"/>
                 <w:sz w:val="18"/>
               </w:rPr>
+              <w:t>Năng lực số 3.1 CB1a: HS xem lại clip mình thực hiện “Động tác ném rổ hai tay trước ngực” cho chạy chậm và chỉ ra được chỗ mình làm chưa đúng</w:t>
             </w:r>
           </w:p>
         </w:tc>
@@ -8517,6 +8629,7 @@
                 <w:i w:val="0"/>
                 <w:sz w:val="18"/>
               </w:rPr>
+              <w:t>Năng lực số 5.4 CB1a: HS đọc được bảng theo dõi phần các nội dung đã học trong năm và nói được mình tiến bộ ở nội dung nào</w:t>
             </w:r>
           </w:p>
         </w:tc>
@@ -8747,6 +8860,7 @@
                 <w:i w:val="0"/>
                 <w:sz w:val="18"/>
               </w:rPr>
+              <w:t>Năng lực số 5.4 CB1a: HS đọc được bảng theo dõi phần các nội dung đã học trong năm và nói được mình tiến bộ ở nội dung nào</w:t>
             </w:r>
           </w:p>
         </w:tc>

--- a/assets/docs/lop1/Giao duc the chat - Lop 1.docx
+++ b/assets/docs/lop1/Giao duc the chat - Lop 1.docx
@@ -605,7 +605,7 @@
                 <w:i w:val="0"/>
                 <w:sz w:val="20"/>
               </w:rPr>
-              <w:t>Tiết 1 (1 tiết)</w:t>
+              <w:t>Tiết 1 (3 tiết)</w:t>
             </w:r>
           </w:p>
         </w:tc>
@@ -733,7 +733,7 @@
                 <w:i w:val="0"/>
                 <w:sz w:val="20"/>
               </w:rPr>
-              <w:t>Tiết 2 (1 tiết)</w:t>
+              <w:t>Tiết 2 (3 tiết)</w:t>
             </w:r>
           </w:p>
         </w:tc>
@@ -850,7 +850,7 @@
                 <w:i w:val="0"/>
                 <w:sz w:val="20"/>
               </w:rPr>
-              <w:t>Tiết 3 (1 tiết)</w:t>
+              <w:t>Tiết 3 (3 tiết)</w:t>
             </w:r>
           </w:p>
         </w:tc>
@@ -965,7 +965,7 @@
                 <w:i w:val="0"/>
                 <w:sz w:val="20"/>
               </w:rPr>
-              <w:t>Tiết 4 (1 tiết)</w:t>
+              <w:t>Tiết 4 (4 tiết)</w:t>
             </w:r>
           </w:p>
         </w:tc>
@@ -1095,7 +1095,7 @@
                 <w:i w:val="0"/>
                 <w:sz w:val="20"/>
               </w:rPr>
-              <w:t>Tiết 5 (1 tiết)</w:t>
+              <w:t>Tiết 5 (4 tiết)</w:t>
             </w:r>
           </w:p>
         </w:tc>
@@ -1210,7 +1210,7 @@
                 <w:i w:val="0"/>
                 <w:sz w:val="20"/>
               </w:rPr>
-              <w:t>Tiết 6 (1 tiết)</w:t>
+              <w:t>Tiết 6 (4 tiết)</w:t>
             </w:r>
           </w:p>
         </w:tc>
@@ -1340,7 +1340,7 @@
                 <w:i w:val="0"/>
                 <w:sz w:val="20"/>
               </w:rPr>
-              <w:t>Tiết 7 (1 tiết)</w:t>
+              <w:t>Tiết 7 (4 tiết)</w:t>
             </w:r>
           </w:p>
         </w:tc>
@@ -1455,7 +1455,7 @@
                 <w:i w:val="0"/>
                 <w:sz w:val="20"/>
               </w:rPr>
-              <w:t>Tiết 8 (1 tiết)</w:t>
+              <w:t>Tiết 8 (4 tiết)</w:t>
             </w:r>
           </w:p>
         </w:tc>
@@ -1585,7 +1585,7 @@
                 <w:i w:val="0"/>
                 <w:sz w:val="20"/>
               </w:rPr>
-              <w:t>Tiết 9 (1 tiết)</w:t>
+              <w:t>Tiết 9 (4 tiết)</w:t>
             </w:r>
           </w:p>
         </w:tc>
@@ -1700,7 +1700,7 @@
                 <w:i w:val="0"/>
                 <w:sz w:val="20"/>
               </w:rPr>
-              <w:t>Tiết 10 (1 tiết)</w:t>
+              <w:t>Tiết 10 (4 tiết)</w:t>
             </w:r>
           </w:p>
         </w:tc>
@@ -1830,7 +1830,7 @@
                 <w:i w:val="0"/>
                 <w:sz w:val="20"/>
               </w:rPr>
-              <w:t>Tiết 11 (1 tiết)</w:t>
+              <w:t>Tiết 11 (4 tiết)</w:t>
             </w:r>
           </w:p>
         </w:tc>
@@ -1945,7 +1945,7 @@
                 <w:i w:val="0"/>
                 <w:sz w:val="20"/>
               </w:rPr>
-              <w:t>Tiết 12 (1 tiết)</w:t>
+              <w:t>Tiết 12 (3 tiết)</w:t>
             </w:r>
           </w:p>
         </w:tc>
@@ -2075,7 +2075,7 @@
                 <w:i w:val="0"/>
                 <w:sz w:val="20"/>
               </w:rPr>
-              <w:t>Tiết 13 (1 tiết)</w:t>
+              <w:t>Tiết 13 (3 tiết)</w:t>
             </w:r>
           </w:p>
         </w:tc>
@@ -2190,7 +2190,7 @@
                 <w:i w:val="0"/>
                 <w:sz w:val="20"/>
               </w:rPr>
-              <w:t>Tiết 14 (1 tiết)</w:t>
+              <w:t>Tiết 14 (3 tiết)</w:t>
             </w:r>
           </w:p>
         </w:tc>
@@ -2307,7 +2307,7 @@
                 <w:i w:val="0"/>
                 <w:sz w:val="20"/>
               </w:rPr>
-              <w:t>Tiết 15 (1 tiết)</w:t>
+              <w:t>Tiết 15 (2 tiết)</w:t>
             </w:r>
           </w:p>
         </w:tc>
@@ -2422,7 +2422,7 @@
                 <w:i w:val="0"/>
                 <w:sz w:val="20"/>
               </w:rPr>
-              <w:t>Tiết 16 (1 tiết)</w:t>
+              <w:t>Tiết 16 (2 tiết)</w:t>
             </w:r>
           </w:p>
         </w:tc>
@@ -2538,7 +2538,7 @@
                 <w:i w:val="0"/>
                 <w:sz w:val="20"/>
               </w:rPr>
-              <w:t>Tiết 17 (1 tiết)</w:t>
+              <w:t>Tiết 17 (3 tiết)</w:t>
             </w:r>
           </w:p>
         </w:tc>
@@ -2653,7 +2653,7 @@
                 <w:i w:val="0"/>
                 <w:sz w:val="20"/>
               </w:rPr>
-              <w:t>Tiết 18 (1 tiết)</w:t>
+              <w:t>Tiết 18 (3 tiết)</w:t>
             </w:r>
           </w:p>
         </w:tc>
@@ -2769,7 +2769,7 @@
                 <w:i w:val="0"/>
                 <w:sz w:val="20"/>
               </w:rPr>
-              <w:t>Tiết 19 (1 tiết)</w:t>
+              <w:t>Tiết 19 (3 tiết)</w:t>
             </w:r>
           </w:p>
         </w:tc>
@@ -2884,7 +2884,7 @@
                 <w:i w:val="0"/>
                 <w:sz w:val="20"/>
               </w:rPr>
-              <w:t>Tiết 20 (1 tiết)</w:t>
+              <w:t>Tiết 20 (2 tiết)</w:t>
             </w:r>
           </w:p>
         </w:tc>
@@ -3001,7 +3001,7 @@
                 <w:i w:val="0"/>
                 <w:sz w:val="20"/>
               </w:rPr>
-              <w:t>Tiết 21 (1 tiết)</w:t>
+              <w:t>Tiết 21 (2 tiết)</w:t>
             </w:r>
           </w:p>
         </w:tc>
@@ -3233,7 +3233,7 @@
                 <w:i w:val="0"/>
                 <w:sz w:val="20"/>
               </w:rPr>
-              <w:t>Tiết 23 (1 tiết)</w:t>
+              <w:t>Tiết 23 (3 tiết)</w:t>
             </w:r>
           </w:p>
         </w:tc>
@@ -3361,7 +3361,7 @@
                 <w:i w:val="0"/>
                 <w:sz w:val="20"/>
               </w:rPr>
-              <w:t>Tiết 24 (1 tiết)</w:t>
+              <w:t>Tiết 24 (3 tiết)</w:t>
             </w:r>
           </w:p>
         </w:tc>
@@ -3478,7 +3478,7 @@
                 <w:i w:val="0"/>
                 <w:sz w:val="20"/>
               </w:rPr>
-              <w:t>Tiết 25 (1 tiết)</w:t>
+              <w:t>Tiết 25 (3 tiết)</w:t>
             </w:r>
           </w:p>
         </w:tc>
@@ -3593,7 +3593,7 @@
                 <w:i w:val="0"/>
                 <w:sz w:val="20"/>
               </w:rPr>
-              <w:t>Tiết 26 (1 tiết)</w:t>
+              <w:t>Tiết 26 (4 tiết)</w:t>
             </w:r>
           </w:p>
         </w:tc>
@@ -3723,7 +3723,7 @@
                 <w:i w:val="0"/>
                 <w:sz w:val="20"/>
               </w:rPr>
-              <w:t>Tiết 27 (1 tiết)</w:t>
+              <w:t>Tiết 27 (4 tiết)</w:t>
             </w:r>
           </w:p>
         </w:tc>
@@ -3838,7 +3838,7 @@
                 <w:i w:val="0"/>
                 <w:sz w:val="20"/>
               </w:rPr>
-              <w:t>Tiết 28 (1 tiết)</w:t>
+              <w:t>Tiết 28 (4 tiết)</w:t>
             </w:r>
           </w:p>
         </w:tc>
@@ -3968,7 +3968,7 @@
                 <w:i w:val="0"/>
                 <w:sz w:val="20"/>
               </w:rPr>
-              <w:t>Tiết 29 (1 tiết)</w:t>
+              <w:t>Tiết 29 (4 tiết)</w:t>
             </w:r>
           </w:p>
         </w:tc>
@@ -4083,7 +4083,7 @@
                 <w:i w:val="0"/>
                 <w:sz w:val="20"/>
               </w:rPr>
-              <w:t>Tiết 30 (1 tiết)</w:t>
+              <w:t>Tiết 30 (5 tiết)</w:t>
             </w:r>
           </w:p>
         </w:tc>
@@ -4213,7 +4213,7 @@
                 <w:i w:val="0"/>
                 <w:sz w:val="20"/>
               </w:rPr>
-              <w:t>Tiết 31 (1 tiết)</w:t>
+              <w:t>Tiết 31 (5 tiết)</w:t>
             </w:r>
           </w:p>
         </w:tc>
@@ -4328,7 +4328,7 @@
                 <w:i w:val="0"/>
                 <w:sz w:val="20"/>
               </w:rPr>
-              <w:t>Tiết 32 (1 tiết)</w:t>
+              <w:t>Tiết 32 (5 tiết)</w:t>
             </w:r>
           </w:p>
         </w:tc>
@@ -4458,7 +4458,7 @@
                 <w:i w:val="0"/>
                 <w:sz w:val="20"/>
               </w:rPr>
-              <w:t>Tiết 33 (1 tiết)</w:t>
+              <w:t>Tiết 33 (5 tiết)</w:t>
             </w:r>
           </w:p>
         </w:tc>
@@ -4573,7 +4573,7 @@
                 <w:i w:val="0"/>
                 <w:sz w:val="20"/>
               </w:rPr>
-              <w:t>Tiết 34 (1 tiết)</w:t>
+              <w:t>Tiết 34 (5 tiết)</w:t>
             </w:r>
           </w:p>
         </w:tc>
@@ -4945,7 +4945,7 @@
                 <w:i w:val="0"/>
                 <w:sz w:val="20"/>
               </w:rPr>
-              <w:t>Tiết 37 (1 tiết)</w:t>
+              <w:t>Tiết 37 (6 tiết)</w:t>
             </w:r>
           </w:p>
         </w:tc>
@@ -5073,7 +5073,7 @@
                 <w:i w:val="0"/>
                 <w:sz w:val="20"/>
               </w:rPr>
-              <w:t>Tiết 38 (1 tiết)</w:t>
+              <w:t>Tiết 38 (6 tiết)</w:t>
             </w:r>
           </w:p>
         </w:tc>
@@ -5190,7 +5190,7 @@
                 <w:i w:val="0"/>
                 <w:sz w:val="20"/>
               </w:rPr>
-              <w:t>Tiết 39 (1 tiết)</w:t>
+              <w:t>Tiết 39 (6 tiết)</w:t>
             </w:r>
           </w:p>
         </w:tc>
@@ -5318,7 +5318,7 @@
                 <w:i w:val="0"/>
                 <w:sz w:val="20"/>
               </w:rPr>
-              <w:t>Tiết 40 (1 tiết)</w:t>
+              <w:t>Tiết 40 (6 tiết)</w:t>
             </w:r>
           </w:p>
         </w:tc>
@@ -5435,7 +5435,7 @@
                 <w:i w:val="0"/>
                 <w:sz w:val="20"/>
               </w:rPr>
-              <w:t>Tiết 41 (1 tiết)</w:t>
+              <w:t>Tiết 41 (6 tiết)</w:t>
             </w:r>
           </w:p>
         </w:tc>
@@ -5563,7 +5563,7 @@
                 <w:i w:val="0"/>
                 <w:sz w:val="20"/>
               </w:rPr>
-              <w:t>Tiết 42 (1 tiết)</w:t>
+              <w:t>Tiết 42 (6 tiết)</w:t>
             </w:r>
           </w:p>
         </w:tc>
@@ -5680,7 +5680,7 @@
                 <w:i w:val="0"/>
                 <w:sz w:val="20"/>
               </w:rPr>
-              <w:t>Tiết 43 (1 tiết)</w:t>
+              <w:t>Tiết 43 (6 tiết)</w:t>
             </w:r>
           </w:p>
         </w:tc>
@@ -5808,7 +5808,7 @@
                 <w:i w:val="0"/>
                 <w:sz w:val="20"/>
               </w:rPr>
-              <w:t>Tiết 44 (1 tiết)</w:t>
+              <w:t>Tiết 44 (6 tiết)</w:t>
             </w:r>
           </w:p>
         </w:tc>
@@ -5925,7 +5925,7 @@
                 <w:i w:val="0"/>
                 <w:sz w:val="20"/>
               </w:rPr>
-              <w:t>Tiết 45 (1 tiết)</w:t>
+              <w:t>Tiết 45 (6 tiết)</w:t>
             </w:r>
           </w:p>
         </w:tc>
@@ -6053,7 +6053,7 @@
                 <w:i w:val="0"/>
                 <w:sz w:val="20"/>
               </w:rPr>
-              <w:t>Tiết 46 (1 tiết)</w:t>
+              <w:t>Tiết 46 (6 tiết)</w:t>
             </w:r>
           </w:p>
         </w:tc>
@@ -6170,7 +6170,7 @@
                 <w:i w:val="0"/>
                 <w:sz w:val="20"/>
               </w:rPr>
-              <w:t>Tiết 47 (1 tiết)</w:t>
+              <w:t>Tiết 47 (6 tiết)</w:t>
             </w:r>
           </w:p>
         </w:tc>
@@ -6298,7 +6298,7 @@
                 <w:i w:val="0"/>
                 <w:sz w:val="20"/>
               </w:rPr>
-              <w:t>Tiết 48 (1 tiết)</w:t>
+              <w:t>Tiết 48 (6 tiết)</w:t>
             </w:r>
           </w:p>
         </w:tc>
@@ -6415,7 +6415,7 @@
                 <w:i w:val="0"/>
                 <w:sz w:val="20"/>
               </w:rPr>
-              <w:t>Tiết 49 (1 tiết)</w:t>
+              <w:t>Tiết 49 (4 tiết)</w:t>
             </w:r>
           </w:p>
         </w:tc>
@@ -6530,7 +6530,7 @@
                 <w:i w:val="0"/>
                 <w:sz w:val="20"/>
               </w:rPr>
-              <w:t>Tiết 50 (1 tiết)</w:t>
+              <w:t>Tiết 50 (4 tiết)</w:t>
             </w:r>
           </w:p>
         </w:tc>
@@ -6646,7 +6646,7 @@
                 <w:i w:val="0"/>
                 <w:sz w:val="20"/>
               </w:rPr>
-              <w:t>Tiết 51 (1 tiết)</w:t>
+              <w:t>Tiết 51 (4 tiết)</w:t>
             </w:r>
           </w:p>
         </w:tc>
@@ -6760,7 +6760,7 @@
                 <w:i w:val="0"/>
                 <w:sz w:val="20"/>
               </w:rPr>
-              <w:t>Tiết 52 (1 tiết)</w:t>
+              <w:t>Tiết 52 (4 tiết)</w:t>
             </w:r>
           </w:p>
         </w:tc>
@@ -6877,7 +6877,7 @@
                 <w:i w:val="0"/>
                 <w:sz w:val="20"/>
               </w:rPr>
-              <w:t>Tiết 53 (1 tiết)</w:t>
+              <w:t>Tiết 53 (4 tiết)</w:t>
             </w:r>
           </w:p>
         </w:tc>
@@ -6992,7 +6992,7 @@
                 <w:i w:val="0"/>
                 <w:sz w:val="20"/>
               </w:rPr>
-              <w:t>Tiết 54 (1 tiết)</w:t>
+              <w:t>Tiết 54 (4 tiết)</w:t>
             </w:r>
           </w:p>
         </w:tc>
@@ -7108,7 +7108,7 @@
                 <w:i w:val="0"/>
                 <w:sz w:val="20"/>
               </w:rPr>
-              <w:t>Tiết 55 (1 tiết)</w:t>
+              <w:t>Tiết 55 (4 tiết)</w:t>
             </w:r>
           </w:p>
         </w:tc>
@@ -7222,7 +7222,7 @@
                 <w:i w:val="0"/>
                 <w:sz w:val="20"/>
               </w:rPr>
-              <w:t>Tiết 56 (1 tiết)</w:t>
+              <w:t>Tiết 56 (4 tiết)</w:t>
             </w:r>
           </w:p>
         </w:tc>
@@ -7455,7 +7455,7 @@
                 <w:i w:val="0"/>
                 <w:sz w:val="20"/>
               </w:rPr>
-              <w:t>Tiết 58 (1 tiết)</w:t>
+              <w:t>Tiết 58 (5 tiết)</w:t>
             </w:r>
           </w:p>
         </w:tc>
@@ -7572,7 +7572,7 @@
                 <w:i w:val="0"/>
                 <w:sz w:val="20"/>
               </w:rPr>
-              <w:t>Tiết 59 (1 tiết)</w:t>
+              <w:t>Tiết 59 (5 tiết)</w:t>
             </w:r>
           </w:p>
         </w:tc>
@@ -7686,7 +7686,7 @@
                 <w:i w:val="0"/>
                 <w:sz w:val="20"/>
               </w:rPr>
-              <w:t>Tiết 60 (1 tiết)</w:t>
+              <w:t>Tiết 60 (5 tiết)</w:t>
             </w:r>
           </w:p>
         </w:tc>
@@ -7802,7 +7802,7 @@
                 <w:i w:val="0"/>
                 <w:sz w:val="20"/>
               </w:rPr>
-              <w:t>Tiết 61 (1 tiết)</w:t>
+              <w:t>Tiết 61 (5 tiết)</w:t>
             </w:r>
           </w:p>
         </w:tc>
@@ -7917,7 +7917,7 @@
                 <w:i w:val="0"/>
                 <w:sz w:val="20"/>
               </w:rPr>
-              <w:t>Tiết 62 (1 tiết)</w:t>
+              <w:t>Tiết 62 (5 tiết)</w:t>
             </w:r>
           </w:p>
         </w:tc>
@@ -8033,7 +8033,7 @@
                 <w:i w:val="0"/>
                 <w:sz w:val="20"/>
               </w:rPr>
-              <w:t>Tiết 63 (1 tiết)</w:t>
+              <w:t>Tiết 63 (5 tiết)</w:t>
             </w:r>
           </w:p>
         </w:tc>
@@ -8148,7 +8148,7 @@
                 <w:i w:val="0"/>
                 <w:sz w:val="20"/>
               </w:rPr>
-              <w:t>Tiết 64 (1 tiết)</w:t>
+              <w:t>Tiết 64 (5 tiết)</w:t>
             </w:r>
           </w:p>
         </w:tc>
@@ -8264,7 +8264,7 @@
                 <w:i w:val="0"/>
                 <w:sz w:val="20"/>
               </w:rPr>
-              <w:t>Tiết 65 (1 tiết)</w:t>
+              <w:t>Tiết 65 (5 tiết)</w:t>
             </w:r>
           </w:p>
         </w:tc>
@@ -8378,7 +8378,7 @@
                 <w:i w:val="0"/>
                 <w:sz w:val="20"/>
               </w:rPr>
-              <w:t>Tiết 66 (1 tiết)</w:t>
+              <w:t>Tiết 66 (5 tiết)</w:t>
             </w:r>
           </w:p>
         </w:tc>
@@ -8495,7 +8495,7 @@
                 <w:i w:val="0"/>
                 <w:sz w:val="20"/>
               </w:rPr>
-              <w:t>Tiết 67 (1 tiết)</w:t>
+              <w:t>Tiết 67 (5 tiết)</w:t>
             </w:r>
           </w:p>
         </w:tc>
